--- a/Fall 2025/Controls Lab/Lab 4/Lab4.docx
+++ b/Fall 2025/Controls Lab/Lab 4/Lab4.docx
@@ -311,6 +311,9 @@
       <w:pPr>
         <w:pStyle w:val="Text"/>
         <w:ind w:firstLine="0"/>
+        <w:rPr>
+          <w:color w:val="000000" w:themeColor="text1"/>
+        </w:rPr>
       </w:pPr>
       <w:r>
         <w:t xml:space="preserve">HE objective </w:t>
@@ -322,69 +325,15 @@
         <w:t xml:space="preserve">is to </w:t>
       </w:r>
       <w:r>
-        <w:t>implement and compare two different type</w:t>
-      </w:r>
-      <w:r>
-        <w:t>s</w:t>
-      </w:r>
-      <w:r>
-        <w:t xml:space="preserve"> of closed</w:t>
-      </w:r>
-      <w:r>
-        <w:t>-</w:t>
-      </w:r>
-      <w:r>
-        <w:t>loop controllers</w:t>
-      </w:r>
-      <w:r>
-        <w:t>, b</w:t>
-      </w:r>
-      <w:r>
-        <w:t xml:space="preserve">ang-bang and PID, to control the rotation of a motor-platen system. The bang-bang controller is implemented with a deadband and </w:t>
-      </w:r>
-      <w:r>
-        <w:t>a</w:t>
-      </w:r>
-      <w:r>
-        <w:t xml:space="preserve"> </w:t>
-      </w:r>
-      <w:r>
-        <w:t>duty cycle</w:t>
-      </w:r>
-      <w:r>
-        <w:t xml:space="preserve">. The PID controller will be manually tuned as well as tuned using desired overshoot and settling time specifications to solve for the control constants. The goal is to compare each controller’s performance </w:t>
-      </w:r>
-      <w:r>
-        <w:t>quantitatively</w:t>
-      </w:r>
-      <w:r>
-        <w:t xml:space="preserve"> to explain why differences occur based on control theory and system behavior.</w:t>
-      </w:r>
-    </w:p>
-    <w:p>
-      <w:pPr>
-        <w:pStyle w:val="Text"/>
-        <w:rPr>
-          <w:color w:val="000000" w:themeColor="text1"/>
-        </w:rPr>
-      </w:pPr>
-      <w:r>
-        <w:rPr>
-          <w:color w:val="000000" w:themeColor="text1"/>
-        </w:rPr>
-        <w:t xml:space="preserve">As detailed in [1], the governing electrical and mechanical equations were linearized and reduced to a first </w:t>
-      </w:r>
-      <w:r>
-        <w:rPr>
-          <w:color w:val="000000" w:themeColor="text1"/>
-        </w:rPr>
-        <w:t>order function</w:t>
-      </w:r>
-      <w:r>
-        <w:rPr>
-          <w:color w:val="000000" w:themeColor="text1"/>
-        </w:rPr>
-        <w:t xml:space="preserve"> shown in (1). The identified parameters in Lab 1 were used directly in the controller design pole placement calculations.</w:t>
+        <w:t xml:space="preserve">control a platen pendulum system using an LQR controller. By measuring the position and velocity of both the platen and the pendulum, the errors can be calculated and fed into a feedback loop to determine the input. Only the platen has a </w:t>
+      </w:r>
+      <w:proofErr w:type="gramStart"/>
+      <w:r>
+        <w:t>motor</w:t>
+      </w:r>
+      <w:proofErr w:type="gramEnd"/>
+      <w:r>
+        <w:t xml:space="preserve"> so the dynamics of the system need to be evaluated to control both rotations.</w:t>
       </w:r>
     </w:p>
     <w:p>
@@ -569,19 +518,27 @@
         <w:rPr>
           <w:color w:val="000000" w:themeColor="text1"/>
         </w:rPr>
-        <w:t>Using control theory, controllers can provide an input signal into the system to achieve a desired output. The controller takes into account the error between the actual signal and the desired output to determine the input signal. Two types of controllers were used in this lab</w:t>
-      </w:r>
-      <w:r>
-        <w:rPr>
-          <w:color w:val="000000" w:themeColor="text1"/>
-        </w:rPr>
-        <w:t>,</w:t>
-      </w:r>
-      <w:r>
-        <w:rPr>
-          <w:color w:val="000000" w:themeColor="text1"/>
-        </w:rPr>
-        <w:t xml:space="preserve"> Bang-Bang and PID.</w:t>
+        <w:t xml:space="preserve">Using control theory, controllers can provide an input signal into the system to achieve a desired output. The controller </w:t>
+      </w:r>
+      <w:proofErr w:type="gramStart"/>
+      <w:r>
+        <w:rPr>
+          <w:color w:val="000000" w:themeColor="text1"/>
+        </w:rPr>
+        <w:t>takes into account</w:t>
+      </w:r>
+      <w:proofErr w:type="gramEnd"/>
+      <w:r>
+        <w:rPr>
+          <w:color w:val="000000" w:themeColor="text1"/>
+        </w:rPr>
+        <w:t xml:space="preserve"> the error between the actual signal and the desired output to determine the input signal. </w:t>
+      </w:r>
+      <w:r>
+        <w:rPr>
+          <w:color w:val="000000" w:themeColor="text1"/>
+        </w:rPr>
+        <w:t>This lab will be using LQR to find a gain constant for each state in the system.</w:t>
       </w:r>
     </w:p>
     <w:p>
@@ -589,6 +546,46 @@
         <w:pStyle w:val="Text"/>
         <w:ind w:firstLine="0"/>
         <w:rPr>
+          <w:color w:val="000000" w:themeColor="text1"/>
+        </w:rPr>
+      </w:pPr>
+    </w:p>
+    <w:p>
+      <w:pPr>
+        <w:pStyle w:val="Text"/>
+        <w:ind w:firstLine="0"/>
+        <w:rPr>
+          <w:color w:val="000000" w:themeColor="text1"/>
+        </w:rPr>
+      </w:pPr>
+      <w:r>
+        <w:rPr>
+          <w:color w:val="000000" w:themeColor="text1"/>
+        </w:rPr>
+        <w:t>State</w:t>
+      </w:r>
+    </w:p>
+    <w:p>
+      <w:pPr>
+        <w:pStyle w:val="Text"/>
+        <w:ind w:firstLine="0"/>
+        <w:rPr>
+          <w:color w:val="000000" w:themeColor="text1"/>
+        </w:rPr>
+      </w:pPr>
+      <w:r>
+        <w:rPr>
+          <w:color w:val="000000" w:themeColor="text1"/>
+        </w:rPr>
+        <w:tab/>
+        <w:t xml:space="preserve">The dynamics of this system can be represented using 5 states. </w:t>
+      </w:r>
+    </w:p>
+    <w:p>
+      <w:pPr>
+        <w:pStyle w:val="Text"/>
+        <w:ind w:firstLine="0"/>
+        <w:rPr>
           <w:i/>
           <w:iCs/>
           <w:color w:val="000000" w:themeColor="text1"/>
@@ -879,6 +876,7 @@
         </w:rPr>
         <w:t xml:space="preserve"> the desired natural frequency </w:t>
       </w:r>
+      <w:proofErr w:type="spellStart"/>
       <w:r>
         <w:rPr>
           <w:color w:val="000000" w:themeColor="text1"/>
@@ -892,6 +890,7 @@
         </w:rPr>
         <w:t>n</w:t>
       </w:r>
+      <w:proofErr w:type="spellEnd"/>
       <w:r>
         <w:rPr>
           <w:color w:val="000000" w:themeColor="text1"/>
@@ -2052,13 +2051,7 @@
           <w:color w:val="000000" w:themeColor="text1"/>
         </w:rPr>
         <w:tab/>
-        <w:t xml:space="preserve">Then, the proportional part of the PID controller was implemented. 3 trials were conducted with the gain constant set </w:t>
-      </w:r>
-      <w:r>
-        <w:rPr>
-          <w:color w:val="000000" w:themeColor="text1"/>
-        </w:rPr>
-        <w:t>to 0.75, 2.0, and 5.0. Each trial ran the square wave for about 4 cycles and recorded the data.</w:t>
+        <w:t>Then, the proportional part of the PID controller was implemented. 3 trials were conducted with the gain constant set to 0.75, 2.0, and 5.0. Each trial ran the square wave for about 4 cycles and recorded the data.</w:t>
       </w:r>
     </w:p>
     <w:p>
@@ -2074,7 +2067,13 @@
           <w:color w:val="000000" w:themeColor="text1"/>
         </w:rPr>
         <w:tab/>
-        <w:t>After this, the previous two steps were repeated using a sinusoidal wave with the same frequency. This resulted in 9 additional trials with data collection.</w:t>
+        <w:t xml:space="preserve">After this, the previous two steps were repeated using a </w:t>
+      </w:r>
+      <w:r>
+        <w:rPr>
+          <w:color w:val="000000" w:themeColor="text1"/>
+        </w:rPr>
+        <w:t>sinusoidal wave with the same frequency. This resulted in 9 additional trials with data collection.</w:t>
       </w:r>
     </w:p>
     <w:p>
@@ -2394,11 +2393,19 @@
         </w:rPr>
         <w:t xml:space="preserve">for </w:t>
       </w:r>
-      <w:r>
-        <w:rPr>
-          <w:color w:val="000000" w:themeColor="text1"/>
-        </w:rPr>
-        <w:t xml:space="preserve">all of </w:t>
+      <w:proofErr w:type="gramStart"/>
+      <w:r>
+        <w:rPr>
+          <w:color w:val="000000" w:themeColor="text1"/>
+        </w:rPr>
+        <w:t>all of</w:t>
+      </w:r>
+      <w:proofErr w:type="gramEnd"/>
+      <w:r>
+        <w:rPr>
+          <w:color w:val="000000" w:themeColor="text1"/>
+        </w:rPr>
+        <w:t xml:space="preserve"> </w:t>
       </w:r>
       <w:r>
         <w:rPr>
@@ -2442,7 +2449,6 @@
         <w:pStyle w:val="TableTitle"/>
       </w:pPr>
       <w:r>
-        <w:lastRenderedPageBreak/>
         <w:t>TABLE I</w:t>
       </w:r>
     </w:p>
@@ -2501,6 +2507,7 @@
                 <w:sz w:val="14"/>
                 <w:szCs w:val="14"/>
               </w:rPr>
+              <w:lastRenderedPageBreak/>
               <w:t>Wave</w:t>
             </w:r>
           </w:p>
@@ -2589,6 +2596,7 @@
                 <w:szCs w:val="14"/>
               </w:rPr>
             </w:pPr>
+            <w:proofErr w:type="spellStart"/>
             <w:r>
               <w:rPr>
                 <w:sz w:val="14"/>
@@ -2596,6 +2604,7 @@
               </w:rPr>
               <w:t>cmd</w:t>
             </w:r>
+            <w:proofErr w:type="spellEnd"/>
           </w:p>
         </w:tc>
         <w:tc>
@@ -2635,6 +2644,7 @@
                 <w:szCs w:val="14"/>
               </w:rPr>
             </w:pPr>
+            <w:proofErr w:type="spellStart"/>
             <w:r>
               <w:rPr>
                 <w:smallCaps w:val="0"/>
@@ -2643,6 +2653,7 @@
               </w:rPr>
               <w:t>cmd</w:t>
             </w:r>
+            <w:proofErr w:type="spellEnd"/>
           </w:p>
         </w:tc>
         <w:tc>
@@ -2677,6 +2688,7 @@
                 <w:szCs w:val="14"/>
               </w:rPr>
             </w:pPr>
+            <w:proofErr w:type="spellStart"/>
             <w:r>
               <w:rPr>
                 <w:sz w:val="14"/>
@@ -2684,6 +2696,7 @@
               </w:rPr>
               <w:t>cmd</w:t>
             </w:r>
+            <w:proofErr w:type="spellEnd"/>
           </w:p>
         </w:tc>
         <w:tc>
@@ -5379,6 +5392,7 @@
                 <w:szCs w:val="14"/>
               </w:rPr>
             </w:pPr>
+            <w:proofErr w:type="spellStart"/>
             <w:r>
               <w:rPr>
                 <w:sz w:val="14"/>
@@ -5386,6 +5400,7 @@
               </w:rPr>
               <w:t>Kp</w:t>
             </w:r>
+            <w:proofErr w:type="spellEnd"/>
           </w:p>
         </w:tc>
         <w:tc>
@@ -5421,6 +5436,7 @@
                 <w:szCs w:val="14"/>
               </w:rPr>
             </w:pPr>
+            <w:proofErr w:type="spellStart"/>
             <w:r>
               <w:rPr>
                 <w:sz w:val="14"/>
@@ -5428,6 +5444,7 @@
               </w:rPr>
               <w:t>cmd</w:t>
             </w:r>
+            <w:proofErr w:type="spellEnd"/>
           </w:p>
         </w:tc>
         <w:tc>
@@ -5465,6 +5482,7 @@
                 <w:szCs w:val="14"/>
               </w:rPr>
             </w:pPr>
+            <w:proofErr w:type="spellStart"/>
             <w:r>
               <w:rPr>
                 <w:sz w:val="14"/>
@@ -5472,6 +5490,7 @@
               </w:rPr>
               <w:t>cmd</w:t>
             </w:r>
+            <w:proofErr w:type="spellEnd"/>
           </w:p>
         </w:tc>
         <w:tc>
@@ -5512,6 +5531,7 @@
                 <w:szCs w:val="14"/>
               </w:rPr>
             </w:pPr>
+            <w:proofErr w:type="spellStart"/>
             <w:r>
               <w:rPr>
                 <w:smallCaps w:val="0"/>
@@ -5520,6 +5540,7 @@
               </w:rPr>
               <w:t>cmd</w:t>
             </w:r>
+            <w:proofErr w:type="spellEnd"/>
           </w:p>
         </w:tc>
         <w:tc>
@@ -6966,6 +6987,7 @@
                 <w:szCs w:val="16"/>
               </w:rPr>
             </w:pPr>
+            <w:proofErr w:type="spellStart"/>
             <w:r>
               <w:rPr>
                 <w:sz w:val="16"/>
@@ -6981,6 +7003,7 @@
               </w:rPr>
               <w:t>p</w:t>
             </w:r>
+            <w:proofErr w:type="spellEnd"/>
           </w:p>
         </w:tc>
         <w:tc>
@@ -9472,11 +9495,19 @@
         <w:t xml:space="preserve">The bang-bang </w:t>
       </w:r>
       <w:r>
-        <w:t xml:space="preserve">controller is a simple controller but can be effective in certain cases. The controller does not have the </w:t>
+        <w:t xml:space="preserve">controller is a simple controller but can be effective in certain cases. The controller does not have the ability to scale with the error because it simply just attempts to spin the motor in the direction that would make error go towards zero. For the sinusoidal wave the controller generally </w:t>
       </w:r>
       <w:r>
         <w:lastRenderedPageBreak/>
-        <w:t xml:space="preserve">ability to scale with the error because it simply just attempts to spin the motor in the direction that would make error go towards zero. For the sinusoidal wave the controller generally performed about the same for all the cases. From Table I it can be seen that all of trials had generally low means and RMS values. Increasing the duty cycle </w:t>
+        <w:t xml:space="preserve">performed about the same for all the cases. From Table I </w:t>
+      </w:r>
+      <w:proofErr w:type="gramStart"/>
+      <w:r>
+        <w:t>it can be seen that all</w:t>
+      </w:r>
+      <w:proofErr w:type="gramEnd"/>
+      <w:r>
+        <w:t xml:space="preserve"> of trials had generally low means and RMS values. Increasing the duty cycle </w:t>
       </w:r>
       <w:r>
         <w:t>led</w:t>
@@ -9593,14 +9624,29 @@
         <w:rPr>
           <w:color w:val="000000" w:themeColor="text1"/>
         </w:rPr>
-        <w:t xml:space="preserve"> the command and error statistics for the sinusoidal trials of the proportional controller. One important thing to note is that when K</w:t>
+        <w:t xml:space="preserve"> the command and error statistics for the sinusoidal trials of the proportional controller. One important thing to note is that when </w:t>
+      </w:r>
+      <w:proofErr w:type="spellStart"/>
+      <w:r>
+        <w:rPr>
+          <w:color w:val="000000" w:themeColor="text1"/>
+        </w:rPr>
+        <w:t>K</w:t>
       </w:r>
       <w:r>
         <w:rPr>
           <w:color w:val="000000" w:themeColor="text1"/>
           <w:vertAlign w:val="subscript"/>
         </w:rPr>
-        <w:t xml:space="preserve">p </w:t>
+        <w:t>p</w:t>
+      </w:r>
+      <w:proofErr w:type="spellEnd"/>
+      <w:r>
+        <w:rPr>
+          <w:color w:val="000000" w:themeColor="text1"/>
+          <w:vertAlign w:val="subscript"/>
+        </w:rPr>
+        <w:t xml:space="preserve"> </w:t>
       </w:r>
       <w:r>
         <w:rPr>
@@ -9614,6 +9660,7 @@
         </w:rPr>
         <w:t xml:space="preserve">Increase the gain constant will prevent this issue from occurring. When </w:t>
       </w:r>
+      <w:proofErr w:type="spellStart"/>
       <w:r>
         <w:rPr>
           <w:color w:val="000000" w:themeColor="text1"/>
@@ -9627,6 +9674,7 @@
         </w:rPr>
         <w:t>p</w:t>
       </w:r>
+      <w:proofErr w:type="spellEnd"/>
       <w:r>
         <w:rPr>
           <w:color w:val="000000" w:themeColor="text1"/>
@@ -9649,7 +9697,14 @@
         <w:rPr>
           <w:color w:val="000000" w:themeColor="text1"/>
         </w:rPr>
-        <w:t>underdamped and slow with a large RMS for the error. When K</w:t>
+        <w:t xml:space="preserve">underdamped and slow with a large RMS for the error. When </w:t>
+      </w:r>
+      <w:proofErr w:type="spellStart"/>
+      <w:r>
+        <w:rPr>
+          <w:color w:val="000000" w:themeColor="text1"/>
+        </w:rPr>
+        <w:t>K</w:t>
       </w:r>
       <w:r>
         <w:rPr>
@@ -9658,6 +9713,7 @@
         </w:rPr>
         <w:t>p</w:t>
       </w:r>
+      <w:proofErr w:type="spellEnd"/>
       <w:r>
         <w:rPr>
           <w:color w:val="000000" w:themeColor="text1"/>
@@ -9713,7 +9769,14 @@
         <w:rPr>
           <w:color w:val="000000" w:themeColor="text1"/>
         </w:rPr>
-        <w:t>. When K</w:t>
+        <w:t xml:space="preserve">. When </w:t>
+      </w:r>
+      <w:proofErr w:type="spellStart"/>
+      <w:r>
+        <w:rPr>
+          <w:color w:val="000000" w:themeColor="text1"/>
+        </w:rPr>
+        <w:t>K</w:t>
       </w:r>
       <w:r>
         <w:rPr>
@@ -9722,17 +9785,12 @@
         </w:rPr>
         <w:t>p</w:t>
       </w:r>
-      <w:r>
-        <w:rPr>
-          <w:color w:val="000000" w:themeColor="text1"/>
-        </w:rPr>
-        <w:t xml:space="preserve"> was 0.75 the motor did not move for the same reason described in the previous paragraph. As the gain increased to 2.0 the system responded more aggressively but the response was slow and highly damped. When the gain was </w:t>
-      </w:r>
-      <w:r>
-        <w:rPr>
-          <w:color w:val="000000" w:themeColor="text1"/>
-        </w:rPr>
-        <w:t>increased to 5.0 the system responded every more aggressively but still did not show a smoother exponential rise or settling time.</w:t>
+      <w:proofErr w:type="spellEnd"/>
+      <w:r>
+        <w:rPr>
+          <w:color w:val="000000" w:themeColor="text1"/>
+        </w:rPr>
+        <w:t xml:space="preserve"> was 0.75 the motor did not move for the same reason described in the previous paragraph. As the gain increased to 2.0 the system responded more aggressively but the response was slow and highly damped. When the gain was increased to 5.0 the system responded every more aggressively but still did not show a smoother exponential rise or settling time.</w:t>
       </w:r>
       <w:r>
         <w:rPr>
@@ -9750,7 +9808,13 @@
         <w:rPr>
           <w:color w:val="000000" w:themeColor="text1"/>
         </w:rPr>
-        <w:t xml:space="preserve"> the system never reaches the 2% error goal for settling time so this can never be computed. The system also does not ever reach the 90% requirement for rise time. This is for the same reason that the low gain constant does not cause movement. Since the command signal output scales with error, once the error is small enough, the voltage sent to the motor will be too small to overcome the friction of the motor and it will stop too early. The percent overshoot shown in Table </w:t>
+        <w:t xml:space="preserve"> the system never </w:t>
+      </w:r>
+      <w:r>
+        <w:rPr>
+          <w:color w:val="000000" w:themeColor="text1"/>
+        </w:rPr>
+        <w:t xml:space="preserve">reaches the 2% error goal for settling time so this can never be computed. The system also does not ever reach the 90% requirement for rise time. This is for the same reason that the low gain constant does not cause movement. Since the command signal output scales with error, once the error is small enough, the voltage sent to the motor will be too small to overcome the friction of the motor and it will stop too early. The percent overshoot shown in Table </w:t>
       </w:r>
       <w:r>
         <w:rPr>

--- a/Fall 2025/Controls Lab/Lab 4/Lab4.docx
+++ b/Fall 2025/Controls Lab/Lab 4/Lab4.docx
@@ -311,9 +311,6 @@
       <w:pPr>
         <w:pStyle w:val="Text"/>
         <w:ind w:firstLine="0"/>
-        <w:rPr>
-          <w:color w:val="000000" w:themeColor="text1"/>
-        </w:rPr>
       </w:pPr>
       <w:r>
         <w:t xml:space="preserve">HE objective </w:t>
@@ -325,15 +322,7 @@
         <w:t xml:space="preserve">is to </w:t>
       </w:r>
       <w:r>
-        <w:t xml:space="preserve">control a platen pendulum system using an LQR controller. By measuring the position and velocity of both the platen and the pendulum, the errors can be calculated and fed into a feedback loop to determine the input. Only the platen has a </w:t>
-      </w:r>
-      <w:proofErr w:type="gramStart"/>
-      <w:r>
-        <w:t>motor</w:t>
-      </w:r>
-      <w:proofErr w:type="gramEnd"/>
-      <w:r>
-        <w:t xml:space="preserve"> so the dynamics of the system need to be evaluated to control both rotations.</w:t>
+        <w:t>control a platen pendulum system using an LQR controller. By measuring the position and velocity of both the platen and the pendulum, the errors can be calculated and fed into a feedback loop to determine the input. Only the platen has a motor so the dynamics of the system need to be evaluated to control both rotations.</w:t>
       </w:r>
     </w:p>
     <w:p>
@@ -341,9 +330,75 @@
         <w:pStyle w:val="Text"/>
         <w:ind w:firstLine="0"/>
         <w:rPr>
-          <w:color w:val="000000" w:themeColor="text1"/>
-        </w:rPr>
-      </w:pPr>
+          <w:i/>
+          <w:iCs/>
+        </w:rPr>
+      </w:pPr>
+      <w:r>
+        <w:rPr>
+          <w:i/>
+          <w:iCs/>
+        </w:rPr>
+        <w:t>Furuta Pendulum</w:t>
+      </w:r>
+    </w:p>
+    <w:p>
+      <w:pPr>
+        <w:pStyle w:val="Text"/>
+        <w:ind w:firstLine="0"/>
+      </w:pPr>
+      <w:r>
+        <w:rPr>
+          <w:i/>
+          <w:iCs/>
+        </w:rPr>
+        <w:tab/>
+      </w:r>
+      <w:r>
+        <w:t xml:space="preserve">The Furuta pendulum is a dynamic system that consists of a both a platen and a pendulum where a motor controls the platen. In this lab, both the platen angle and pendulum angle are measured and the angle signals are filtered and the derivatives are taken to find the angular velocities. </w:t>
+      </w:r>
+      <w:r>
+        <w:t>When the pendulum is inverted this is a nonstable system which requires control. The hardware is setup to use a feedback loop to determine the input based on the current value of the states.</w:t>
+      </w:r>
+    </w:p>
+    <w:p>
+      <w:pPr>
+        <w:pStyle w:val="Text"/>
+        <w:ind w:firstLine="0"/>
+      </w:pPr>
+    </w:p>
+    <w:p>
+      <w:pPr>
+        <w:pStyle w:val="Text"/>
+        <w:ind w:firstLine="0"/>
+        <w:rPr>
+          <w:i/>
+          <w:iCs/>
+        </w:rPr>
+      </w:pPr>
+      <w:r>
+        <w:rPr>
+          <w:i/>
+          <w:iCs/>
+        </w:rPr>
+        <w:t>LQR Control</w:t>
+      </w:r>
+    </w:p>
+    <w:p>
+      <w:pPr>
+        <w:pStyle w:val="Text"/>
+        <w:ind w:firstLine="0"/>
+      </w:pPr>
+      <w:r>
+        <w:rPr>
+          <w:i/>
+          <w:iCs/>
+        </w:rPr>
+        <w:tab/>
+      </w:r>
+      <w:r>
+        <w:t>Linear-quadratic regulator control aims to weigh the costs of the inputs and outputs of a system to generate the ideal input. The system is modeled as a state space model as shown in (1). Where x is a matrix of the states and u is the input into the system. The control theory is derived from the optimization problem shown in (2).</w:t>
+      </w:r>
     </w:p>
     <w:tbl>
       <w:tblPr>
@@ -372,76 +427,65 @@
             <w:pPr>
               <w:pStyle w:val="Text"/>
               <w:ind w:firstLine="0"/>
+              <w:rPr>
+                <w:b/>
+                <w:bCs/>
+              </w:rPr>
             </w:pPr>
             <m:oMathPara>
               <m:oMath>
-                <m:f>
-                  <m:fPr>
+                <m:acc>
+                  <m:accPr>
+                    <m:chr m:val="̇"/>
                     <m:ctrlPr>
                       <w:rPr>
                         <w:rFonts w:ascii="Cambria Math" w:hAnsi="Cambria Math"/>
                         <w:i/>
                       </w:rPr>
                     </m:ctrlPr>
-                  </m:fPr>
-                  <m:num>
+                  </m:accPr>
+                  <m:e>
                     <m:r>
                       <m:rPr>
-                        <m:sty m:val="p"/>
+                        <m:sty m:val="bi"/>
                       </m:rPr>
                       <w:rPr>
                         <w:rFonts w:ascii="Cambria Math" w:hAnsi="Cambria Math"/>
                       </w:rPr>
-                      <m:t>Ω</m:t>
+                      <m:t>x</m:t>
                     </m:r>
-                    <m:r>
-                      <w:rPr>
-                        <w:rFonts w:ascii="Cambria Math" w:hAnsi="Cambria Math"/>
-                      </w:rPr>
-                      <m:t>(s)</m:t>
-                    </m:r>
-                  </m:num>
-                  <m:den>
-                    <m:r>
-                      <w:rPr>
-                        <w:rFonts w:ascii="Cambria Math" w:hAnsi="Cambria Math"/>
-                      </w:rPr>
-                      <m:t>V(s)</m:t>
-                    </m:r>
-                  </m:den>
-                </m:f>
+                  </m:e>
+                </m:acc>
                 <m:r>
                   <w:rPr>
                     <w:rFonts w:ascii="Cambria Math" w:hAnsi="Cambria Math"/>
                   </w:rPr>
-                  <m:t>=</m:t>
+                  <m:t>=A</m:t>
                 </m:r>
-                <m:f>
-                  <m:fPr>
-                    <m:ctrlPr>
-                      <w:rPr>
-                        <w:rFonts w:ascii="Cambria Math" w:hAnsi="Cambria Math"/>
-                        <w:i/>
-                      </w:rPr>
-                    </m:ctrlPr>
-                  </m:fPr>
-                  <m:num>
-                    <m:r>
-                      <w:rPr>
-                        <w:rFonts w:ascii="Cambria Math" w:hAnsi="Cambria Math"/>
-                      </w:rPr>
-                      <m:t>K</m:t>
-                    </m:r>
-                  </m:num>
-                  <m:den>
-                    <m:r>
-                      <w:rPr>
-                        <w:rFonts w:ascii="Cambria Math" w:hAnsi="Cambria Math"/>
-                      </w:rPr>
-                      <m:t>τs+1</m:t>
-                    </m:r>
-                  </m:den>
-                </m:f>
+                <m:r>
+                  <m:rPr>
+                    <m:sty m:val="bi"/>
+                  </m:rPr>
+                  <w:rPr>
+                    <w:rFonts w:ascii="Cambria Math" w:hAnsi="Cambria Math"/>
+                  </w:rPr>
+                  <m:t>x+</m:t>
+                </m:r>
+                <m:r>
+                  <w:rPr>
+                    <w:rFonts w:ascii="Cambria Math" w:hAnsi="Cambria Math"/>
+                  </w:rPr>
+                  <m:t>B</m:t>
+                </m:r>
+                <m:r>
+                  <m:rPr>
+                    <m:sty m:val="bi"/>
+                  </m:rPr>
+                  <w:rPr>
+                    <w:rFonts w:ascii="Cambria Math" w:hAnsi="Cambria Math"/>
+                  </w:rPr>
+                  <m:t>u</m:t>
+                </m:r>
               </m:oMath>
             </m:oMathPara>
           </w:p>
@@ -472,11 +516,6 @@
       <w:pPr>
         <w:pStyle w:val="Text"/>
         <w:ind w:firstLine="0"/>
-        <w:rPr>
-          <w:i/>
-          <w:iCs/>
-          <w:color w:val="000000" w:themeColor="text1"/>
-        </w:rPr>
       </w:pPr>
     </w:p>
     <w:p>
@@ -484,464 +523,12 @@
         <w:pStyle w:val="Text"/>
         <w:ind w:firstLine="0"/>
         <w:rPr>
-          <w:i/>
-          <w:iCs/>
-          <w:color w:val="000000" w:themeColor="text1"/>
-        </w:rPr>
-      </w:pPr>
-      <w:r>
-        <w:rPr>
-          <w:i/>
-          <w:iCs/>
-          <w:color w:val="000000" w:themeColor="text1"/>
-        </w:rPr>
-        <w:t>Control Methods</w:t>
-      </w:r>
-    </w:p>
-    <w:p>
-      <w:pPr>
-        <w:pStyle w:val="Text"/>
-        <w:ind w:firstLine="0"/>
-        <w:rPr>
-          <w:color w:val="000000" w:themeColor="text1"/>
-        </w:rPr>
-      </w:pPr>
-      <w:r>
-        <w:rPr>
-          <w:i/>
-          <w:iCs/>
-          <w:color w:val="000000" w:themeColor="text1"/>
-        </w:rPr>
+          <w:color w:val="000000" w:themeColor="text1"/>
+        </w:rPr>
+      </w:pPr>
+      <w:r>
         <w:tab/>
       </w:r>
-      <w:r>
-        <w:rPr>
-          <w:color w:val="000000" w:themeColor="text1"/>
-        </w:rPr>
-        <w:t xml:space="preserve">Using control theory, controllers can provide an input signal into the system to achieve a desired output. The controller </w:t>
-      </w:r>
-      <w:proofErr w:type="gramStart"/>
-      <w:r>
-        <w:rPr>
-          <w:color w:val="000000" w:themeColor="text1"/>
-        </w:rPr>
-        <w:t>takes into account</w:t>
-      </w:r>
-      <w:proofErr w:type="gramEnd"/>
-      <w:r>
-        <w:rPr>
-          <w:color w:val="000000" w:themeColor="text1"/>
-        </w:rPr>
-        <w:t xml:space="preserve"> the error between the actual signal and the desired output to determine the input signal. </w:t>
-      </w:r>
-      <w:r>
-        <w:rPr>
-          <w:color w:val="000000" w:themeColor="text1"/>
-        </w:rPr>
-        <w:t>This lab will be using LQR to find a gain constant for each state in the system.</w:t>
-      </w:r>
-    </w:p>
-    <w:p>
-      <w:pPr>
-        <w:pStyle w:val="Text"/>
-        <w:ind w:firstLine="0"/>
-        <w:rPr>
-          <w:color w:val="000000" w:themeColor="text1"/>
-        </w:rPr>
-      </w:pPr>
-    </w:p>
-    <w:p>
-      <w:pPr>
-        <w:pStyle w:val="Text"/>
-        <w:ind w:firstLine="0"/>
-        <w:rPr>
-          <w:color w:val="000000" w:themeColor="text1"/>
-        </w:rPr>
-      </w:pPr>
-      <w:r>
-        <w:rPr>
-          <w:color w:val="000000" w:themeColor="text1"/>
-        </w:rPr>
-        <w:t>State</w:t>
-      </w:r>
-    </w:p>
-    <w:p>
-      <w:pPr>
-        <w:pStyle w:val="Text"/>
-        <w:ind w:firstLine="0"/>
-        <w:rPr>
-          <w:color w:val="000000" w:themeColor="text1"/>
-        </w:rPr>
-      </w:pPr>
-      <w:r>
-        <w:rPr>
-          <w:color w:val="000000" w:themeColor="text1"/>
-        </w:rPr>
-        <w:tab/>
-        <w:t xml:space="preserve">The dynamics of this system can be represented using 5 states. </w:t>
-      </w:r>
-    </w:p>
-    <w:p>
-      <w:pPr>
-        <w:pStyle w:val="Text"/>
-        <w:ind w:firstLine="0"/>
-        <w:rPr>
-          <w:i/>
-          <w:iCs/>
-          <w:color w:val="000000" w:themeColor="text1"/>
-        </w:rPr>
-      </w:pPr>
-    </w:p>
-    <w:p>
-      <w:pPr>
-        <w:pStyle w:val="Text"/>
-        <w:ind w:firstLine="0"/>
-        <w:rPr>
-          <w:color w:val="000000" w:themeColor="text1"/>
-        </w:rPr>
-      </w:pPr>
-      <w:r>
-        <w:rPr>
-          <w:i/>
-          <w:iCs/>
-          <w:color w:val="000000" w:themeColor="text1"/>
-        </w:rPr>
-        <w:t>Bang-Bang Controller</w:t>
-      </w:r>
-    </w:p>
-    <w:p>
-      <w:pPr>
-        <w:pStyle w:val="Text"/>
-        <w:ind w:firstLine="0"/>
-        <w:rPr>
-          <w:color w:val="000000" w:themeColor="text1"/>
-        </w:rPr>
-      </w:pPr>
-      <w:r>
-        <w:rPr>
-          <w:color w:val="000000" w:themeColor="text1"/>
-        </w:rPr>
-        <w:tab/>
-        <w:t>A bang-bang controller</w:t>
-      </w:r>
-      <w:r>
-        <w:rPr>
-          <w:color w:val="000000" w:themeColor="text1"/>
-        </w:rPr>
-        <w:t xml:space="preserve"> </w:t>
-      </w:r>
-      <w:r>
-        <w:rPr>
-          <w:color w:val="000000" w:themeColor="text1"/>
-        </w:rPr>
-        <w:t xml:space="preserve">provides a fixed signal in the direction opposite of the error. The fixed signal is based on the </w:t>
-      </w:r>
-      <w:r>
-        <w:rPr>
-          <w:color w:val="000000" w:themeColor="text1"/>
-        </w:rPr>
-        <w:t xml:space="preserve">duty cycle </w:t>
-      </w:r>
-      <w:r>
-        <w:rPr>
-          <w:color w:val="000000" w:themeColor="text1"/>
-        </w:rPr>
-        <w:t xml:space="preserve">chosen for the controller. If the error is positive the controller will provide a </w:t>
-      </w:r>
-      <w:r>
-        <w:rPr>
-          <w:color w:val="000000" w:themeColor="text1"/>
-        </w:rPr>
-        <w:t>negative</w:t>
-      </w:r>
-      <w:r>
-        <w:rPr>
-          <w:color w:val="000000" w:themeColor="text1"/>
-        </w:rPr>
-        <w:t xml:space="preserve"> signal until the error is no longer positive and vice versa. The deadband is implemented to prevent the controller from providing an input when the error is close to zero. When the error is within the designated deadband the controller will not provide an input. This prevents excessive </w:t>
-      </w:r>
-      <w:r>
-        <w:rPr>
-          <w:color w:val="000000" w:themeColor="text1"/>
-        </w:rPr>
-        <w:t>oscillation,</w:t>
-      </w:r>
-      <w:r>
-        <w:rPr>
-          <w:color w:val="000000" w:themeColor="text1"/>
-        </w:rPr>
-        <w:t xml:space="preserve"> and the performance of the bang-bang controller depends on the chosen </w:t>
-      </w:r>
-      <w:r>
-        <w:rPr>
-          <w:color w:val="000000" w:themeColor="text1"/>
-        </w:rPr>
-        <w:t>duty cycle</w:t>
-      </w:r>
-      <w:r>
-        <w:rPr>
-          <w:color w:val="000000" w:themeColor="text1"/>
-        </w:rPr>
-        <w:t xml:space="preserve"> and deadband.</w:t>
-      </w:r>
-    </w:p>
-    <w:p>
-      <w:pPr>
-        <w:pStyle w:val="Text"/>
-        <w:ind w:firstLine="0"/>
-        <w:rPr>
-          <w:i/>
-          <w:iCs/>
-          <w:color w:val="000000" w:themeColor="text1"/>
-        </w:rPr>
-      </w:pPr>
-    </w:p>
-    <w:p>
-      <w:pPr>
-        <w:pStyle w:val="Text"/>
-        <w:ind w:firstLine="0"/>
-        <w:rPr>
-          <w:i/>
-          <w:iCs/>
-          <w:color w:val="000000" w:themeColor="text1"/>
-        </w:rPr>
-      </w:pPr>
-      <w:r>
-        <w:rPr>
-          <w:i/>
-          <w:iCs/>
-          <w:color w:val="000000" w:themeColor="text1"/>
-        </w:rPr>
-        <w:t>PID Controller</w:t>
-      </w:r>
-    </w:p>
-    <w:p>
-      <w:pPr>
-        <w:pStyle w:val="Text"/>
-        <w:ind w:firstLine="0"/>
-        <w:rPr>
-          <w:color w:val="000000" w:themeColor="text1"/>
-        </w:rPr>
-      </w:pPr>
-      <w:r>
-        <w:rPr>
-          <w:i/>
-          <w:iCs/>
-          <w:color w:val="000000" w:themeColor="text1"/>
-        </w:rPr>
-        <w:tab/>
-      </w:r>
-      <w:r>
-        <w:rPr>
-          <w:color w:val="000000" w:themeColor="text1"/>
-        </w:rPr>
-        <w:t>A PID (Proportional-Integral-Derivative)</w:t>
-      </w:r>
-      <w:r>
-        <w:rPr>
-          <w:color w:val="000000" w:themeColor="text1"/>
-        </w:rPr>
-        <w:t xml:space="preserve"> controller</w:t>
-      </w:r>
-      <w:r>
-        <w:rPr>
-          <w:color w:val="000000" w:themeColor="text1"/>
-        </w:rPr>
-        <w:t xml:space="preserve"> </w:t>
-      </w:r>
-      <w:r>
-        <w:rPr>
-          <w:color w:val="000000" w:themeColor="text1"/>
-        </w:rPr>
-        <w:t>provides continuous control by scaling input based on proportional, integral, and derivative terms</w:t>
-      </w:r>
-      <w:r>
-        <w:rPr>
-          <w:color w:val="000000" w:themeColor="text1"/>
-        </w:rPr>
-        <w:t>. The proportional term works very similarly to the bang-bang controller but the magnitude of the input scales with the magnitude of the error. The integral term accumulates past error trends to eliminate long term bias. The derivative term attempts to predict future error using the rate of change of the error and attempts to counteract it. Tuning these three constants allows for a trade-off between speed, overshoot, and stability. These constants can be manually tuned as well as calculated from desired response parameters.</w:t>
-      </w:r>
-    </w:p>
-    <w:p>
-      <w:pPr>
-        <w:pStyle w:val="Text"/>
-        <w:ind w:firstLine="0"/>
-        <w:rPr>
-          <w:color w:val="000000" w:themeColor="text1"/>
-        </w:rPr>
-      </w:pPr>
-    </w:p>
-    <w:p>
-      <w:pPr>
-        <w:pStyle w:val="Text"/>
-        <w:ind w:firstLine="0"/>
-        <w:rPr>
-          <w:i/>
-          <w:iCs/>
-          <w:color w:val="000000" w:themeColor="text1"/>
-        </w:rPr>
-      </w:pPr>
-      <w:r>
-        <w:rPr>
-          <w:i/>
-          <w:iCs/>
-          <w:color w:val="000000" w:themeColor="text1"/>
-        </w:rPr>
-        <w:t>Ackermann Method</w:t>
-      </w:r>
-    </w:p>
-    <w:p>
-      <w:pPr>
-        <w:pStyle w:val="Text"/>
-        <w:ind w:firstLine="0"/>
-        <w:rPr>
-          <w:color w:val="000000" w:themeColor="text1"/>
-        </w:rPr>
-      </w:pPr>
-      <w:r>
-        <w:rPr>
-          <w:color w:val="000000" w:themeColor="text1"/>
-        </w:rPr>
-        <w:tab/>
-        <w:t xml:space="preserve">The Ackermann Method is a method for finding the PID gain constants using mathematical models. This method places the poles at specific, desired locations in the complex plane. This method uses a state-space representation </w:t>
-      </w:r>
-      <w:r>
-        <w:rPr>
-          <w:color w:val="000000" w:themeColor="text1"/>
-        </w:rPr>
-        <w:t xml:space="preserve">described in [1] </w:t>
-      </w:r>
-      <w:r>
-        <w:rPr>
-          <w:color w:val="000000" w:themeColor="text1"/>
-        </w:rPr>
-        <w:t>of the system to find a vector K that contains all the feedback gains.</w:t>
-      </w:r>
-    </w:p>
-    <w:p>
-      <w:pPr>
-        <w:pStyle w:val="Text"/>
-        <w:ind w:firstLine="0"/>
-        <w:rPr>
-          <w:color w:val="000000" w:themeColor="text1"/>
-        </w:rPr>
-      </w:pPr>
-      <w:r>
-        <w:rPr>
-          <w:color w:val="000000" w:themeColor="text1"/>
-        </w:rPr>
-        <w:tab/>
-        <w:t xml:space="preserve">To place the poles at these locations, desired system response properties must be set. In this lab, a desired 2% Settling time </w:t>
-      </w:r>
-      <w:r>
-        <w:rPr>
-          <w:color w:val="000000" w:themeColor="text1"/>
-        </w:rPr>
-        <w:t>T</w:t>
-      </w:r>
-      <w:r>
-        <w:rPr>
-          <w:color w:val="000000" w:themeColor="text1"/>
-          <w:vertAlign w:val="subscript"/>
-        </w:rPr>
-        <w:t>s</w:t>
-      </w:r>
-      <w:r>
-        <w:rPr>
-          <w:color w:val="000000" w:themeColor="text1"/>
-        </w:rPr>
-        <w:t xml:space="preserve"> </w:t>
-      </w:r>
-      <w:r>
-        <w:rPr>
-          <w:color w:val="000000" w:themeColor="text1"/>
-        </w:rPr>
-        <w:t>and</w:t>
-      </w:r>
-      <w:r>
-        <w:rPr>
-          <w:color w:val="000000" w:themeColor="text1"/>
-        </w:rPr>
-        <w:t xml:space="preserve"> overshoot P.O. were set. These parameters can be used to find the desired dampening ratio ζ</w:t>
-      </w:r>
-      <w:r>
-        <w:rPr>
-          <w:color w:val="000000" w:themeColor="text1"/>
-        </w:rPr>
-        <w:t xml:space="preserve"> and</w:t>
-      </w:r>
-      <w:r>
-        <w:rPr>
-          <w:color w:val="000000" w:themeColor="text1"/>
-        </w:rPr>
-        <w:t xml:space="preserve"> the desired natural frequency </w:t>
-      </w:r>
-      <w:proofErr w:type="spellStart"/>
-      <w:r>
-        <w:rPr>
-          <w:color w:val="000000" w:themeColor="text1"/>
-        </w:rPr>
-        <w:t>ω</w:t>
-      </w:r>
-      <w:r>
-        <w:rPr>
-          <w:color w:val="000000" w:themeColor="text1"/>
-          <w:vertAlign w:val="subscript"/>
-        </w:rPr>
-        <w:t>n</w:t>
-      </w:r>
-      <w:proofErr w:type="spellEnd"/>
-      <w:r>
-        <w:rPr>
-          <w:color w:val="000000" w:themeColor="text1"/>
-        </w:rPr>
-        <w:t xml:space="preserve"> </w:t>
-      </w:r>
-      <w:r>
-        <w:rPr>
-          <w:color w:val="000000" w:themeColor="text1"/>
-        </w:rPr>
-        <w:t>as shown in (</w:t>
-      </w:r>
-      <w:r>
-        <w:rPr>
-          <w:color w:val="000000" w:themeColor="text1"/>
-        </w:rPr>
-        <w:t>2-</w:t>
-      </w:r>
-      <w:r>
-        <w:rPr>
-          <w:color w:val="000000" w:themeColor="text1"/>
-        </w:rPr>
-        <w:t>3</w:t>
-      </w:r>
-      <w:r>
-        <w:rPr>
-          <w:color w:val="000000" w:themeColor="text1"/>
-        </w:rPr>
-        <w:t>)</w:t>
-      </w:r>
-      <w:r>
-        <w:rPr>
-          <w:color w:val="000000" w:themeColor="text1"/>
-        </w:rPr>
-        <w:t xml:space="preserve"> from [2]</w:t>
-      </w:r>
-      <w:r>
-        <w:rPr>
-          <w:color w:val="000000" w:themeColor="text1"/>
-        </w:rPr>
-        <w:t>.</w:t>
-      </w:r>
-    </w:p>
-    <w:p>
-      <w:pPr>
-        <w:pStyle w:val="Text"/>
-        <w:ind w:firstLine="0"/>
-        <w:rPr>
-          <w:color w:val="000000" w:themeColor="text1"/>
-        </w:rPr>
-      </w:pPr>
     </w:p>
     <w:p>
       <w:pPr>
@@ -986,214 +573,143 @@
                   <w:rPr>
                     <w:rFonts w:ascii="Cambria Math" w:hAnsi="Cambria Math"/>
                   </w:rPr>
-                  <m:t>ζ=</m:t>
+                  <m:t>J=</m:t>
                 </m:r>
-                <m:rad>
-                  <m:radPr>
-                    <m:degHide m:val="1"/>
+                <m:nary>
+                  <m:naryPr>
+                    <m:limLoc m:val="subSup"/>
                     <m:ctrlPr>
                       <w:rPr>
                         <w:rFonts w:ascii="Cambria Math" w:hAnsi="Cambria Math"/>
                         <w:i/>
                       </w:rPr>
                     </m:ctrlPr>
-                  </m:radPr>
-                  <m:deg/>
+                  </m:naryPr>
+                  <m:sub>
+                    <m:r>
+                      <w:rPr>
+                        <w:rFonts w:ascii="Cambria Math" w:hAnsi="Cambria Math"/>
+                      </w:rPr>
+                      <m:t>0</m:t>
+                    </m:r>
+                  </m:sub>
+                  <m:sup>
+                    <m:r>
+                      <w:rPr>
+                        <w:rFonts w:ascii="Cambria Math" w:hAnsi="Cambria Math"/>
+                      </w:rPr>
+                      <m:t>∞</m:t>
+                    </m:r>
+                  </m:sup>
                   <m:e>
-                    <m:f>
-                      <m:fPr>
+                    <m:r>
+                      <w:rPr>
+                        <w:rFonts w:ascii="Cambria Math" w:hAnsi="Cambria Math"/>
+                      </w:rPr>
+                      <m:t>(</m:t>
+                    </m:r>
+                    <m:sSup>
+                      <m:sSupPr>
                         <m:ctrlPr>
                           <w:rPr>
                             <w:rFonts w:ascii="Cambria Math" w:hAnsi="Cambria Math"/>
                             <w:i/>
                           </w:rPr>
                         </m:ctrlPr>
-                      </m:fPr>
-                      <m:num>
-                        <m:sSup>
-                          <m:sSupPr>
-                            <m:ctrlPr>
-                              <w:rPr>
-                                <w:rFonts w:ascii="Cambria Math" w:hAnsi="Cambria Math"/>
-                                <w:i/>
-                              </w:rPr>
-                            </m:ctrlPr>
-                          </m:sSupPr>
-                          <m:e>
-                            <m:r>
-                              <w:rPr>
-                                <w:rFonts w:ascii="Cambria Math" w:hAnsi="Cambria Math"/>
-                              </w:rPr>
-                              <m:t>(</m:t>
-                            </m:r>
-                            <m:r>
-                              <m:rPr>
-                                <m:sty m:val="p"/>
-                              </m:rPr>
-                              <w:rPr>
-                                <w:rFonts w:ascii="Cambria Math" w:hAnsi="Cambria Math"/>
-                              </w:rPr>
-                              <m:t>ln⁡</m:t>
-                            </m:r>
-                            <m:r>
-                              <w:rPr>
-                                <w:rFonts w:ascii="Cambria Math" w:hAnsi="Cambria Math"/>
-                              </w:rPr>
-                              <m:t>(</m:t>
-                            </m:r>
-                            <m:f>
-                              <m:fPr>
-                                <m:ctrlPr>
-                                  <w:rPr>
-                                    <w:rFonts w:ascii="Cambria Math" w:hAnsi="Cambria Math"/>
-                                    <w:i/>
-                                  </w:rPr>
-                                </m:ctrlPr>
-                              </m:fPr>
-                              <m:num>
-                                <m:r>
-                                  <w:rPr>
-                                    <w:rFonts w:ascii="Cambria Math" w:hAnsi="Cambria Math"/>
-                                  </w:rPr>
-                                  <m:t>P.O.</m:t>
-                                </m:r>
-                              </m:num>
-                              <m:den>
-                                <m:r>
-                                  <w:rPr>
-                                    <w:rFonts w:ascii="Cambria Math" w:hAnsi="Cambria Math"/>
-                                  </w:rPr>
-                                  <m:t>100</m:t>
-                                </m:r>
-                              </m:den>
-                            </m:f>
-                            <m:r>
-                              <w:rPr>
-                                <w:rFonts w:ascii="Cambria Math" w:hAnsi="Cambria Math"/>
-                              </w:rPr>
-                              <m:t>)</m:t>
-                            </m:r>
-                          </m:e>
-                          <m:sup>
-                            <m:r>
-                              <w:rPr>
-                                <w:rFonts w:ascii="Cambria Math" w:hAnsi="Cambria Math"/>
-                              </w:rPr>
-                              <m:t>2</m:t>
-                            </m:r>
-                          </m:sup>
-                        </m:sSup>
-                      </m:num>
-                      <m:den>
-                        <m:sSup>
-                          <m:sSupPr>
-                            <m:ctrlPr>
-                              <w:rPr>
-                                <w:rFonts w:ascii="Cambria Math" w:hAnsi="Cambria Math"/>
-                                <w:i/>
-                              </w:rPr>
-                            </m:ctrlPr>
-                          </m:sSupPr>
-                          <m:e>
-                            <m:r>
-                              <w:rPr>
-                                <w:rFonts w:ascii="Cambria Math" w:hAnsi="Cambria Math"/>
-                              </w:rPr>
-                              <m:t>π</m:t>
-                            </m:r>
-                          </m:e>
-                          <m:sup>
-                            <m:r>
-                              <w:rPr>
-                                <w:rFonts w:ascii="Cambria Math" w:hAnsi="Cambria Math"/>
-                              </w:rPr>
-                              <m:t>2</m:t>
-                            </m:r>
-                          </m:sup>
-                        </m:sSup>
+                      </m:sSupPr>
+                      <m:e>
+                        <m:r>
+                          <m:rPr>
+                            <m:sty m:val="bi"/>
+                          </m:rPr>
+                          <w:rPr>
+                            <w:rFonts w:ascii="Cambria Math" w:hAnsi="Cambria Math"/>
+                          </w:rPr>
+                          <m:t>x</m:t>
+                        </m:r>
+                      </m:e>
+                      <m:sup>
                         <m:r>
                           <w:rPr>
                             <w:rFonts w:ascii="Cambria Math" w:hAnsi="Cambria Math"/>
                           </w:rPr>
-                          <m:t xml:space="preserve">+ </m:t>
+                          <m:t>T</m:t>
                         </m:r>
-                        <m:sSup>
-                          <m:sSupPr>
-                            <m:ctrlPr>
-                              <w:rPr>
-                                <w:rFonts w:ascii="Cambria Math" w:hAnsi="Cambria Math"/>
-                                <w:i/>
-                              </w:rPr>
-                            </m:ctrlPr>
-                          </m:sSupPr>
-                          <m:e>
-                            <m:r>
-                              <w:rPr>
-                                <w:rFonts w:ascii="Cambria Math" w:hAnsi="Cambria Math"/>
-                              </w:rPr>
-                              <m:t>(</m:t>
-                            </m:r>
-                            <m:r>
-                              <m:rPr>
-                                <m:sty m:val="p"/>
-                              </m:rPr>
-                              <w:rPr>
-                                <w:rFonts w:ascii="Cambria Math" w:hAnsi="Cambria Math"/>
-                              </w:rPr>
-                              <m:t>ln⁡</m:t>
-                            </m:r>
-                            <m:r>
-                              <w:rPr>
-                                <w:rFonts w:ascii="Cambria Math" w:hAnsi="Cambria Math"/>
-                              </w:rPr>
-                              <m:t>(</m:t>
-                            </m:r>
-                            <m:f>
-                              <m:fPr>
-                                <m:ctrlPr>
-                                  <w:rPr>
-                                    <w:rFonts w:ascii="Cambria Math" w:hAnsi="Cambria Math"/>
-                                    <w:i/>
-                                  </w:rPr>
-                                </m:ctrlPr>
-                              </m:fPr>
-                              <m:num>
-                                <m:r>
-                                  <w:rPr>
-                                    <w:rFonts w:ascii="Cambria Math" w:hAnsi="Cambria Math"/>
-                                  </w:rPr>
-                                  <m:t>P.O.</m:t>
-                                </m:r>
-                              </m:num>
-                              <m:den>
-                                <m:r>
-                                  <w:rPr>
-                                    <w:rFonts w:ascii="Cambria Math" w:hAnsi="Cambria Math"/>
-                                  </w:rPr>
-                                  <m:t>100</m:t>
-                                </m:r>
-                              </m:den>
-                            </m:f>
-                            <m:r>
-                              <w:rPr>
-                                <w:rFonts w:ascii="Cambria Math" w:hAnsi="Cambria Math"/>
-                              </w:rPr>
-                              <m:t>)</m:t>
-                            </m:r>
-                          </m:e>
-                          <m:sup>
-                            <m:r>
-                              <w:rPr>
-                                <w:rFonts w:ascii="Cambria Math" w:hAnsi="Cambria Math"/>
-                              </w:rPr>
-                              <m:t>2</m:t>
-                            </m:r>
-                          </m:sup>
-                        </m:sSup>
-                      </m:den>
-                    </m:f>
+                      </m:sup>
+                    </m:sSup>
+                    <m:r>
+                      <w:rPr>
+                        <w:rFonts w:ascii="Cambria Math" w:hAnsi="Cambria Math"/>
+                      </w:rPr>
+                      <m:t>Q</m:t>
+                    </m:r>
+                    <m:r>
+                      <m:rPr>
+                        <m:sty m:val="bi"/>
+                      </m:rPr>
+                      <w:rPr>
+                        <w:rFonts w:ascii="Cambria Math" w:hAnsi="Cambria Math"/>
+                      </w:rPr>
+                      <m:t>x</m:t>
+                    </m:r>
+                    <m:r>
+                      <w:rPr>
+                        <w:rFonts w:ascii="Cambria Math" w:hAnsi="Cambria Math"/>
+                      </w:rPr>
+                      <m:t xml:space="preserve">+ </m:t>
+                    </m:r>
+                    <m:sSup>
+                      <m:sSupPr>
+                        <m:ctrlPr>
+                          <w:rPr>
+                            <w:rFonts w:ascii="Cambria Math" w:hAnsi="Cambria Math"/>
+                            <w:i/>
+                          </w:rPr>
+                        </m:ctrlPr>
+                      </m:sSupPr>
+                      <m:e>
+                        <m:r>
+                          <m:rPr>
+                            <m:sty m:val="bi"/>
+                          </m:rPr>
+                          <w:rPr>
+                            <w:rFonts w:ascii="Cambria Math" w:hAnsi="Cambria Math"/>
+                          </w:rPr>
+                          <m:t>u</m:t>
+                        </m:r>
+                      </m:e>
+                      <m:sup>
+                        <m:r>
+                          <w:rPr>
+                            <w:rFonts w:ascii="Cambria Math" w:hAnsi="Cambria Math"/>
+                          </w:rPr>
+                          <m:t>T</m:t>
+                        </m:r>
+                      </m:sup>
+                    </m:sSup>
+                    <m:r>
+                      <w:rPr>
+                        <w:rFonts w:ascii="Cambria Math" w:hAnsi="Cambria Math"/>
+                      </w:rPr>
+                      <m:t>R</m:t>
+                    </m:r>
+                    <m:r>
+                      <m:rPr>
+                        <m:sty m:val="bi"/>
+                      </m:rPr>
+                      <w:rPr>
+                        <w:rFonts w:ascii="Cambria Math" w:hAnsi="Cambria Math"/>
+                      </w:rPr>
+                      <m:t>u)</m:t>
+                    </m:r>
                   </m:e>
-                </m:rad>
+                </m:nary>
+                <m:r>
+                  <w:rPr>
+                    <w:rFonts w:ascii="Cambria Math" w:hAnsi="Cambria Math"/>
+                  </w:rPr>
+                  <m:t>dt</m:t>
+                </m:r>
               </m:oMath>
             </m:oMathPara>
           </w:p>
@@ -1225,15 +741,181 @@
         <w:pStyle w:val="Text"/>
         <w:ind w:firstLine="0"/>
         <w:rPr>
-          <w:color w:val="EE0000"/>
+          <w:i/>
+          <w:iCs/>
+          <w:color w:val="000000" w:themeColor="text1"/>
         </w:rPr>
       </w:pPr>
     </w:p>
     <w:p>
       <w:pPr>
         <w:pStyle w:val="Text"/>
-        <w:rPr>
-          <w:color w:val="4472C4" w:themeColor="accent5"/>
+        <w:ind w:firstLine="0"/>
+        <w:rPr>
+          <w:color w:val="000000" w:themeColor="text1"/>
+        </w:rPr>
+      </w:pPr>
+      <w:r>
+        <w:rPr>
+          <w:color w:val="000000" w:themeColor="text1"/>
+        </w:rPr>
+        <w:tab/>
+        <w:t>J represents the cost</w:t>
+      </w:r>
+      <w:r>
+        <w:rPr>
+          <w:color w:val="000000" w:themeColor="text1"/>
+        </w:rPr>
+        <w:t>,</w:t>
+      </w:r>
+      <w:r>
+        <w:rPr>
+          <w:color w:val="000000" w:themeColor="text1"/>
+        </w:rPr>
+        <w:t xml:space="preserve"> and LQR attempts to find gain values that minimize J based on a chosen Q and R matrix.</w:t>
+      </w:r>
+      <w:r>
+        <w:rPr>
+          <w:color w:val="000000" w:themeColor="text1"/>
+        </w:rPr>
+        <w:t xml:space="preserve"> The Q matrix must be positive semidefinite and the R matrix must be positive definite</w:t>
+      </w:r>
+      <w:r>
+        <w:rPr>
+          <w:color w:val="000000" w:themeColor="text1"/>
+        </w:rPr>
+        <w:t xml:space="preserve"> which</w:t>
+      </w:r>
+      <w:r>
+        <w:rPr>
+          <w:color w:val="000000" w:themeColor="text1"/>
+        </w:rPr>
+        <w:t xml:space="preserve"> ensures that both </w:t>
+      </w:r>
+      <w:r>
+        <w:rPr>
+          <w:color w:val="000000" w:themeColor="text1"/>
+        </w:rPr>
+        <w:t xml:space="preserve">cost </w:t>
+      </w:r>
+      <w:r>
+        <w:rPr>
+          <w:color w:val="000000" w:themeColor="text1"/>
+        </w:rPr>
+        <w:t xml:space="preserve">terms are always positive. Since it is an integral </w:t>
+      </w:r>
+      <w:r>
+        <w:rPr>
+          <w:color w:val="000000" w:themeColor="text1"/>
+        </w:rPr>
+        <w:t>accumulates</w:t>
+      </w:r>
+      <w:r>
+        <w:rPr>
+          <w:color w:val="000000" w:themeColor="text1"/>
+        </w:rPr>
+        <w:t xml:space="preserve"> positive values </w:t>
+      </w:r>
+      <w:r>
+        <w:rPr>
+          <w:color w:val="000000" w:themeColor="text1"/>
+        </w:rPr>
+        <w:t>over time</w:t>
+      </w:r>
+      <w:r>
+        <w:rPr>
+          <w:color w:val="000000" w:themeColor="text1"/>
+        </w:rPr>
+        <w:t xml:space="preserve">, the </w:t>
+      </w:r>
+      <w:r>
+        <w:rPr>
+          <w:color w:val="000000" w:themeColor="text1"/>
+        </w:rPr>
+        <w:t xml:space="preserve">controller </w:t>
+      </w:r>
+      <w:r>
+        <w:rPr>
+          <w:color w:val="000000" w:themeColor="text1"/>
+        </w:rPr>
+        <w:t>choose</w:t>
+      </w:r>
+      <w:r>
+        <w:rPr>
+          <w:color w:val="000000" w:themeColor="text1"/>
+        </w:rPr>
+        <w:t>s</w:t>
+      </w:r>
+      <w:r>
+        <w:rPr>
+          <w:color w:val="000000" w:themeColor="text1"/>
+        </w:rPr>
+        <w:t xml:space="preserve"> </w:t>
+      </w:r>
+      <w:r>
+        <w:rPr>
+          <w:color w:val="000000" w:themeColor="text1"/>
+        </w:rPr>
+        <w:t>input values</w:t>
+      </w:r>
+      <w:r>
+        <w:rPr>
+          <w:color w:val="000000" w:themeColor="text1"/>
+        </w:rPr>
+        <w:t xml:space="preserve"> that drive the state to zero to minimize the integral. </w:t>
+      </w:r>
+      <w:r>
+        <w:rPr>
+          <w:color w:val="000000" w:themeColor="text1"/>
+        </w:rPr>
+        <w:t xml:space="preserve">In general, a large value of Q and a small value of R will penalize large state values more than large input values. If input is “cheap” this will drive the response to zero very quickly using an aggressive controller. This is because the input is being multiplied by a small R value so it contributes little to the J term compared to Q. Conversely, if the R value is large compared to the Q value this means input is “expensive” and large inputs are penalized causing a slow response. This can be useful in situations where the input is limited such as fuel on a spacecraft. A small input that uses little fuel is much more “valuable” than reaching the target destination as quickly as possible. Q and R are both matrices </w:t>
+      </w:r>
+      <w:r>
+        <w:rPr>
+          <w:color w:val="000000" w:themeColor="text1"/>
+        </w:rPr>
+        <w:t>so “value” here is used informally. More precisely, the magnitude and eigenvalues of the matrix determine the optimization tradeoffs.</w:t>
+      </w:r>
+    </w:p>
+    <w:p>
+      <w:pPr>
+        <w:pStyle w:val="Text"/>
+        <w:rPr>
+          <w:color w:val="000000" w:themeColor="text1"/>
+        </w:rPr>
+      </w:pPr>
+      <w:r>
+        <w:rPr>
+          <w:color w:val="000000" w:themeColor="text1"/>
+        </w:rPr>
+        <w:t>Q is usually chosen to be a diagonal matrix and is a square matrix the same size as the state matrix. This means there is a constant that pairs with each state which allows for each state can be given a value based on how important it is for that value to be minimized. In the context of the pendulum, it may be determined that the pendulum angle error being zero is the most critical so the value that lines up with that state should be the largest. Looking at the optimization equation in (1), thi</w:t>
+      </w:r>
+      <w:r>
+        <w:rPr>
+          <w:color w:val="000000" w:themeColor="text1"/>
+        </w:rPr>
+        <w:t>s allows control over each state by choosing a proper Q matrix.</w:t>
+      </w:r>
+    </w:p>
+    <w:p>
+      <w:pPr>
+        <w:pStyle w:val="Text"/>
+        <w:rPr>
+          <w:color w:val="000000" w:themeColor="text1"/>
+        </w:rPr>
+      </w:pPr>
+      <w:r>
+        <w:rPr>
+          <w:color w:val="000000" w:themeColor="text1"/>
+        </w:rPr>
+        <w:t xml:space="preserve">R is a column matrix corresponding to the number of inputs of the system. This mean each input can be given a weight of how “expensive” it is. </w:t>
+      </w:r>
+    </w:p>
+    <w:p>
+      <w:pPr>
+        <w:pStyle w:val="Text"/>
+        <w:rPr>
+          <w:color w:val="000000" w:themeColor="text1"/>
         </w:rPr>
       </w:pPr>
     </w:p>
@@ -1267,90 +949,96 @@
             </w:pPr>
             <m:oMathPara>
               <m:oMath>
-                <m:sSub>
-                  <m:sSubPr>
+                <m:sSup>
+                  <m:sSupPr>
                     <m:ctrlPr>
                       <w:rPr>
                         <w:rFonts w:ascii="Cambria Math" w:hAnsi="Cambria Math"/>
                         <w:i/>
                       </w:rPr>
                     </m:ctrlPr>
-                  </m:sSubPr>
+                  </m:sSupPr>
                   <m:e>
                     <m:r>
                       <w:rPr>
                         <w:rFonts w:ascii="Cambria Math" w:hAnsi="Cambria Math"/>
                       </w:rPr>
-                      <m:t>ω</m:t>
+                      <m:t>A</m:t>
                     </m:r>
                   </m:e>
-                  <m:sub>
+                  <m:sup>
                     <m:r>
                       <w:rPr>
                         <w:rFonts w:ascii="Cambria Math" w:hAnsi="Cambria Math"/>
                       </w:rPr>
-                      <m:t>n</m:t>
+                      <m:t>T</m:t>
                     </m:r>
-                  </m:sub>
-                </m:sSub>
+                  </m:sup>
+                </m:sSup>
                 <m:r>
                   <w:rPr>
                     <w:rFonts w:ascii="Cambria Math" w:hAnsi="Cambria Math"/>
                   </w:rPr>
-                  <m:t>=</m:t>
+                  <m:t>P+PA-PB</m:t>
                 </m:r>
-                <m:f>
-                  <m:fPr>
+                <m:sSup>
+                  <m:sSupPr>
                     <m:ctrlPr>
                       <w:rPr>
                         <w:rFonts w:ascii="Cambria Math" w:hAnsi="Cambria Math"/>
                         <w:i/>
                       </w:rPr>
                     </m:ctrlPr>
-                  </m:fPr>
-                  <m:num>
+                  </m:sSupPr>
+                  <m:e>
                     <m:r>
                       <w:rPr>
                         <w:rFonts w:ascii="Cambria Math" w:hAnsi="Cambria Math"/>
                       </w:rPr>
-                      <m:t>4</m:t>
+                      <m:t>R</m:t>
                     </m:r>
-                  </m:num>
-                  <m:den>
+                  </m:e>
+                  <m:sup>
                     <m:r>
                       <w:rPr>
                         <w:rFonts w:ascii="Cambria Math" w:hAnsi="Cambria Math"/>
                       </w:rPr>
-                      <m:t>ζ</m:t>
+                      <m:t>-1</m:t>
                     </m:r>
-                    <m:sSub>
-                      <m:sSubPr>
-                        <m:ctrlPr>
-                          <w:rPr>
-                            <w:rFonts w:ascii="Cambria Math" w:hAnsi="Cambria Math"/>
-                            <w:i/>
-                          </w:rPr>
-                        </m:ctrlPr>
-                      </m:sSubPr>
-                      <m:e>
-                        <m:r>
-                          <w:rPr>
-                            <w:rFonts w:ascii="Cambria Math" w:hAnsi="Cambria Math"/>
-                          </w:rPr>
-                          <m:t>T</m:t>
-                        </m:r>
-                      </m:e>
-                      <m:sub>
-                        <m:r>
-                          <w:rPr>
-                            <w:rFonts w:ascii="Cambria Math" w:hAnsi="Cambria Math"/>
-                          </w:rPr>
-                          <m:t>s</m:t>
-                        </m:r>
-                      </m:sub>
-                    </m:sSub>
-                  </m:den>
-                </m:f>
+                  </m:sup>
+                </m:sSup>
+                <m:sSup>
+                  <m:sSupPr>
+                    <m:ctrlPr>
+                      <w:rPr>
+                        <w:rFonts w:ascii="Cambria Math" w:hAnsi="Cambria Math"/>
+                        <w:i/>
+                      </w:rPr>
+                    </m:ctrlPr>
+                  </m:sSupPr>
+                  <m:e>
+                    <m:r>
+                      <w:rPr>
+                        <w:rFonts w:ascii="Cambria Math" w:hAnsi="Cambria Math"/>
+                      </w:rPr>
+                      <m:t>B</m:t>
+                    </m:r>
+                  </m:e>
+                  <m:sup>
+                    <m:r>
+                      <w:rPr>
+                        <w:rFonts w:ascii="Cambria Math" w:hAnsi="Cambria Math"/>
+                      </w:rPr>
+                      <m:t>T</m:t>
+                    </m:r>
+                  </m:sup>
+                </m:sSup>
+                <m:r>
+                  <w:rPr>
+                    <w:rFonts w:ascii="Cambria Math" w:hAnsi="Cambria Math"/>
+                  </w:rPr>
+                  <m:t>P+Q=0</m:t>
+                </m:r>
               </m:oMath>
             </m:oMathPara>
           </w:p>
@@ -1373,57 +1061,6 @@
             <w:r>
               <w:t>)</w:t>
             </w:r>
-          </w:p>
-        </w:tc>
-      </w:tr>
-      <w:tr>
-        <w:trPr>
-          <w:trHeight w:val="55"/>
-        </w:trPr>
-        <w:tc>
-          <w:tcPr>
-            <w:tcW w:w="4314" w:type="dxa"/>
-          </w:tcPr>
-          <w:p>
-            <w:pPr>
-              <w:pStyle w:val="Text"/>
-              <w:ind w:firstLine="0"/>
-            </w:pPr>
-          </w:p>
-        </w:tc>
-        <w:tc>
-          <w:tcPr>
-            <w:tcW w:w="474" w:type="dxa"/>
-          </w:tcPr>
-          <w:p>
-            <w:pPr>
-              <w:pStyle w:val="Text"/>
-              <w:ind w:firstLine="0"/>
-            </w:pPr>
-          </w:p>
-        </w:tc>
-      </w:tr>
-      <w:tr>
-        <w:tc>
-          <w:tcPr>
-            <w:tcW w:w="4314" w:type="dxa"/>
-          </w:tcPr>
-          <w:p>
-            <w:pPr>
-              <w:pStyle w:val="Text"/>
-              <w:ind w:firstLine="0"/>
-            </w:pPr>
-          </w:p>
-        </w:tc>
-        <w:tc>
-          <w:tcPr>
-            <w:tcW w:w="474" w:type="dxa"/>
-          </w:tcPr>
-          <w:p>
-            <w:pPr>
-              <w:pStyle w:val="Text"/>
-              <w:ind w:firstLine="0"/>
-            </w:pPr>
           </w:p>
         </w:tc>
       </w:tr>
@@ -1431,84 +1068,6 @@
     <w:p>
       <w:pPr>
         <w:pStyle w:val="Text"/>
-        <w:ind w:firstLine="0"/>
-        <w:rPr>
-          <w:i/>
-          <w:iCs/>
-          <w:color w:val="000000" w:themeColor="text1"/>
-        </w:rPr>
-      </w:pPr>
-      <w:r>
-        <w:rPr>
-          <w:i/>
-          <w:iCs/>
-          <w:color w:val="000000" w:themeColor="text1"/>
-        </w:rPr>
-        <w:t>Root Mean Square</w:t>
-      </w:r>
-    </w:p>
-    <w:p>
-      <w:pPr>
-        <w:pStyle w:val="Text"/>
-        <w:ind w:firstLine="0"/>
-        <w:rPr>
-          <w:color w:val="000000" w:themeColor="text1"/>
-        </w:rPr>
-      </w:pPr>
-      <w:r>
-        <w:rPr>
-          <w:color w:val="000000" w:themeColor="text1"/>
-        </w:rPr>
-        <w:tab/>
-        <w:t>Root Mean Square (RMS) is a statistical measure that quantifies the magnitude of a varying signal.</w:t>
-      </w:r>
-      <w:r>
-        <w:rPr>
-          <w:color w:val="000000" w:themeColor="text1"/>
-        </w:rPr>
-        <w:t xml:space="preserve"> The equation for how it is calculated is shown in (</w:t>
-      </w:r>
-      <w:r>
-        <w:rPr>
-          <w:color w:val="000000" w:themeColor="text1"/>
-        </w:rPr>
-        <w:t>4</w:t>
-      </w:r>
-      <w:r>
-        <w:rPr>
-          <w:color w:val="000000" w:themeColor="text1"/>
-        </w:rPr>
-        <w:t>)</w:t>
-      </w:r>
-      <w:r>
-        <w:rPr>
-          <w:color w:val="000000" w:themeColor="text1"/>
-        </w:rPr>
-        <w:t xml:space="preserve"> as described in [3]</w:t>
-      </w:r>
-      <w:r>
-        <w:rPr>
-          <w:color w:val="000000" w:themeColor="text1"/>
-        </w:rPr>
-        <w:t xml:space="preserve">. In the context of control signals, the RMS represents the average deviation between </w:t>
-      </w:r>
-      <w:r>
-        <w:rPr>
-          <w:color w:val="000000" w:themeColor="text1"/>
-        </w:rPr>
-        <w:t xml:space="preserve">the </w:t>
-      </w:r>
-      <w:r>
-        <w:rPr>
-          <w:color w:val="000000" w:themeColor="text1"/>
-        </w:rPr>
-        <w:t>desired and actual response. A low RMS means there is low error in the control method.</w:t>
-      </w:r>
-    </w:p>
-    <w:p>
-      <w:pPr>
-        <w:pStyle w:val="Text"/>
-        <w:ind w:firstLine="0"/>
         <w:rPr>
           <w:color w:val="000000" w:themeColor="text1"/>
         </w:rPr>
@@ -1544,166 +1103,70 @@
             </w:pPr>
             <m:oMathPara>
               <m:oMath>
-                <m:sSub>
-                  <m:sSubPr>
+                <m:r>
+                  <w:rPr>
+                    <w:rFonts w:ascii="Cambria Math" w:hAnsi="Cambria Math"/>
+                  </w:rPr>
+                  <m:t>K=</m:t>
+                </m:r>
+                <m:sSup>
+                  <m:sSupPr>
                     <m:ctrlPr>
                       <w:rPr>
                         <w:rFonts w:ascii="Cambria Math" w:hAnsi="Cambria Math"/>
                         <w:i/>
                       </w:rPr>
                     </m:ctrlPr>
-                  </m:sSubPr>
+                  </m:sSupPr>
                   <m:e>
                     <m:r>
                       <w:rPr>
                         <w:rFonts w:ascii="Cambria Math" w:hAnsi="Cambria Math"/>
                       </w:rPr>
-                      <m:t>X</m:t>
+                      <m:t>R</m:t>
                     </m:r>
                   </m:e>
-                  <m:sub>
+                  <m:sup>
                     <m:r>
                       <w:rPr>
                         <w:rFonts w:ascii="Cambria Math" w:hAnsi="Cambria Math"/>
                       </w:rPr>
-                      <m:t>RMS</m:t>
+                      <m:t>-1</m:t>
                     </m:r>
-                  </m:sub>
-                </m:sSub>
-                <m:r>
-                  <w:rPr>
-                    <w:rFonts w:ascii="Cambria Math" w:hAnsi="Cambria Math"/>
-                  </w:rPr>
-                  <m:t>=</m:t>
-                </m:r>
-                <m:rad>
-                  <m:radPr>
-                    <m:degHide m:val="1"/>
+                  </m:sup>
+                </m:sSup>
+                <m:sSup>
+                  <m:sSupPr>
                     <m:ctrlPr>
                       <w:rPr>
                         <w:rFonts w:ascii="Cambria Math" w:hAnsi="Cambria Math"/>
                         <w:i/>
                       </w:rPr>
                     </m:ctrlPr>
-                  </m:radPr>
-                  <m:deg/>
+                  </m:sSupPr>
                   <m:e>
-                    <m:f>
-                      <m:fPr>
-                        <m:ctrlPr>
-                          <w:rPr>
-                            <w:rFonts w:ascii="Cambria Math" w:hAnsi="Cambria Math"/>
-                            <w:i/>
-                          </w:rPr>
-                        </m:ctrlPr>
-                      </m:fPr>
-                      <m:num>
-                        <m:r>
-                          <w:rPr>
-                            <w:rFonts w:ascii="Cambria Math" w:hAnsi="Cambria Math"/>
-                          </w:rPr>
-                          <m:t>1</m:t>
-                        </m:r>
-                      </m:num>
-                      <m:den>
-                        <m:r>
-                          <w:rPr>
-                            <w:rFonts w:ascii="Cambria Math" w:hAnsi="Cambria Math"/>
-                          </w:rPr>
-                          <m:t>N</m:t>
-                        </m:r>
-                      </m:den>
-                    </m:f>
-                    <m:nary>
-                      <m:naryPr>
-                        <m:chr m:val="∑"/>
-                        <m:limLoc m:val="undOvr"/>
-                        <m:ctrlPr>
-                          <w:rPr>
-                            <w:rFonts w:ascii="Cambria Math" w:hAnsi="Cambria Math"/>
-                            <w:i/>
-                          </w:rPr>
-                        </m:ctrlPr>
-                      </m:naryPr>
-                      <m:sub>
-                        <m:r>
-                          <w:rPr>
-                            <w:rFonts w:ascii="Cambria Math" w:hAnsi="Cambria Math"/>
-                          </w:rPr>
-                          <m:t>i=1</m:t>
-                        </m:r>
-                      </m:sub>
-                      <m:sup>
-                        <m:r>
-                          <w:rPr>
-                            <w:rFonts w:ascii="Cambria Math" w:hAnsi="Cambria Math"/>
-                          </w:rPr>
-                          <m:t>N</m:t>
-                        </m:r>
-                      </m:sup>
-                      <m:e>
-                        <m:sSup>
-                          <m:sSupPr>
-                            <m:ctrlPr>
-                              <w:rPr>
-                                <w:rFonts w:ascii="Cambria Math" w:hAnsi="Cambria Math"/>
-                                <w:i/>
-                              </w:rPr>
-                            </m:ctrlPr>
-                          </m:sSupPr>
-                          <m:e>
-                            <m:r>
-                              <w:rPr>
-                                <w:rFonts w:ascii="Cambria Math" w:hAnsi="Cambria Math"/>
-                              </w:rPr>
-                              <m:t>(</m:t>
-                            </m:r>
-                            <m:sSub>
-                              <m:sSubPr>
-                                <m:ctrlPr>
-                                  <w:rPr>
-                                    <w:rFonts w:ascii="Cambria Math" w:hAnsi="Cambria Math"/>
-                                    <w:i/>
-                                  </w:rPr>
-                                </m:ctrlPr>
-                              </m:sSubPr>
-                              <m:e>
-                                <m:r>
-                                  <w:rPr>
-                                    <w:rFonts w:ascii="Cambria Math" w:hAnsi="Cambria Math"/>
-                                  </w:rPr>
-                                  <m:t>X</m:t>
-                                </m:r>
-                              </m:e>
-                              <m:sub>
-                                <m:r>
-                                  <w:rPr>
-                                    <w:rFonts w:ascii="Cambria Math" w:hAnsi="Cambria Math"/>
-                                  </w:rPr>
-                                  <m:t>i</m:t>
-                                </m:r>
-                              </m:sub>
-                            </m:sSub>
-                            <m:r>
-                              <w:rPr>
-                                <w:rFonts w:ascii="Cambria Math" w:hAnsi="Cambria Math"/>
-                              </w:rPr>
-                              <m:t>)</m:t>
-                            </m:r>
-                          </m:e>
-                          <m:sup>
-                            <m:r>
-                              <w:rPr>
-                                <w:rFonts w:ascii="Cambria Math" w:hAnsi="Cambria Math"/>
-                              </w:rPr>
-                              <m:t>2</m:t>
-                            </m:r>
-                          </m:sup>
-                        </m:sSup>
-                      </m:e>
-                    </m:nary>
+                    <m:r>
+                      <w:rPr>
+                        <w:rFonts w:ascii="Cambria Math" w:hAnsi="Cambria Math"/>
+                      </w:rPr>
+                      <m:t>B</m:t>
+                    </m:r>
                   </m:e>
-                </m:rad>
+                  <m:sup>
+                    <m:r>
+                      <w:rPr>
+                        <w:rFonts w:ascii="Cambria Math" w:hAnsi="Cambria Math"/>
+                      </w:rPr>
+                      <m:t>T</m:t>
+                    </m:r>
+                  </m:sup>
+                </m:sSup>
+                <m:r>
+                  <w:rPr>
+                    <w:rFonts w:ascii="Cambria Math" w:hAnsi="Cambria Math"/>
+                  </w:rPr>
+                  <m:t>P</m:t>
+                </m:r>
               </m:oMath>
             </m:oMathPara>
           </w:p>
@@ -1733,7 +1196,6 @@
     <w:p>
       <w:pPr>
         <w:pStyle w:val="Text"/>
-        <w:ind w:firstLine="0"/>
         <w:rPr>
           <w:color w:val="000000" w:themeColor="text1"/>
         </w:rPr>
@@ -1741,13 +1203,172 @@
     </w:p>
     <w:p>
       <w:pPr>
-        <w:pStyle w:val="Heading1"/>
-      </w:pPr>
-      <w:r>
-        <w:t>Methods</w:t>
+        <w:pStyle w:val="Text"/>
+        <w:rPr>
+          <w:color w:val="000000" w:themeColor="text1"/>
+        </w:rPr>
+      </w:pPr>
+      <w:r>
+        <w:rPr>
+          <w:color w:val="000000" w:themeColor="text1"/>
+        </w:rPr>
+        <w:t xml:space="preserve">To find the K matrix from this optimization problem, the Continuous Algebraic </w:t>
+      </w:r>
+      <w:proofErr w:type="spellStart"/>
+      <w:r>
+        <w:rPr>
+          <w:color w:val="000000" w:themeColor="text1"/>
+        </w:rPr>
+        <w:t>Riccati</w:t>
+      </w:r>
+      <w:proofErr w:type="spellEnd"/>
+      <w:r>
+        <w:rPr>
+          <w:color w:val="000000" w:themeColor="text1"/>
+        </w:rPr>
+        <w:t xml:space="preserve"> Equation shown in (3) can be solved for P which is used to find K as shown in (4).</w:t>
+      </w:r>
+      <w:r>
+        <w:rPr>
+          <w:color w:val="000000" w:themeColor="text1"/>
+        </w:rPr>
+        <w:t xml:space="preserve"> This takes into account the dynamics of the system using the A and B matrix to come up with control specific to the system.</w:t>
+      </w:r>
+      <w:r>
+        <w:rPr>
+          <w:color w:val="000000" w:themeColor="text1"/>
+        </w:rPr>
+        <w:t xml:space="preserve"> This will generate a </w:t>
+      </w:r>
+      <w:r>
+        <w:rPr>
+          <w:color w:val="000000" w:themeColor="text1"/>
+        </w:rPr>
+        <w:t>matrix with the same number of columns as states and the same number of rows as inputs.</w:t>
       </w:r>
     </w:p>
-    <w:p/>
+    <w:p>
+      <w:pPr>
+        <w:pStyle w:val="Text"/>
+        <w:rPr>
+          <w:color w:val="000000" w:themeColor="text1"/>
+        </w:rPr>
+      </w:pPr>
+    </w:p>
+    <w:p>
+      <w:pPr>
+        <w:pStyle w:val="Text"/>
+        <w:rPr>
+          <w:color w:val="000000" w:themeColor="text1"/>
+        </w:rPr>
+      </w:pPr>
+    </w:p>
+    <w:tbl>
+      <w:tblPr>
+        <w:tblStyle w:val="TableGrid"/>
+        <w:tblW w:w="0" w:type="auto"/>
+        <w:tblBorders>
+          <w:top w:val="none" w:sz="0" w:space="0" w:color="auto"/>
+          <w:left w:val="none" w:sz="0" w:space="0" w:color="auto"/>
+          <w:bottom w:val="none" w:sz="0" w:space="0" w:color="auto"/>
+          <w:right w:val="none" w:sz="0" w:space="0" w:color="auto"/>
+          <w:insideH w:val="none" w:sz="0" w:space="0" w:color="auto"/>
+          <w:insideV w:val="none" w:sz="0" w:space="0" w:color="auto"/>
+        </w:tblBorders>
+        <w:tblLook w:val="04A0" w:firstRow="1" w:lastRow="0" w:firstColumn="1" w:lastColumn="0" w:noHBand="0" w:noVBand="1"/>
+      </w:tblPr>
+      <w:tblGrid>
+        <w:gridCol w:w="4314"/>
+        <w:gridCol w:w="474"/>
+      </w:tblGrid>
+      <w:tr>
+        <w:tc>
+          <w:tcPr>
+            <w:tcW w:w="4314" w:type="dxa"/>
+          </w:tcPr>
+          <w:p>
+            <w:pPr>
+              <w:pStyle w:val="Text"/>
+              <w:ind w:firstLine="0"/>
+              <w:rPr>
+                <w:b/>
+                <w:bCs/>
+              </w:rPr>
+            </w:pPr>
+            <m:oMathPara>
+              <m:oMath>
+                <m:r>
+                  <m:rPr>
+                    <m:sty m:val="bi"/>
+                  </m:rPr>
+                  <w:rPr>
+                    <w:rFonts w:ascii="Cambria Math" w:hAnsi="Cambria Math"/>
+                  </w:rPr>
+                  <m:t>u</m:t>
+                </m:r>
+                <m:r>
+                  <w:rPr>
+                    <w:rFonts w:ascii="Cambria Math" w:hAnsi="Cambria Math"/>
+                  </w:rPr>
+                  <m:t>=-K</m:t>
+                </m:r>
+                <m:r>
+                  <m:rPr>
+                    <m:sty m:val="bi"/>
+                  </m:rPr>
+                  <w:rPr>
+                    <w:rFonts w:ascii="Cambria Math" w:hAnsi="Cambria Math"/>
+                  </w:rPr>
+                  <m:t>x</m:t>
+                </m:r>
+              </m:oMath>
+            </m:oMathPara>
+          </w:p>
+        </w:tc>
+        <w:tc>
+          <w:tcPr>
+            <w:tcW w:w="474" w:type="dxa"/>
+          </w:tcPr>
+          <w:p>
+            <w:pPr>
+              <w:pStyle w:val="Text"/>
+              <w:ind w:firstLine="0"/>
+            </w:pPr>
+            <w:r>
+              <w:t>(</w:t>
+            </w:r>
+            <w:r>
+              <w:t>5</w:t>
+            </w:r>
+            <w:r>
+              <w:t>)</w:t>
+            </w:r>
+          </w:p>
+        </w:tc>
+      </w:tr>
+    </w:tbl>
+    <w:p>
+      <w:pPr>
+        <w:pStyle w:val="Text"/>
+        <w:rPr>
+          <w:color w:val="000000" w:themeColor="text1"/>
+        </w:rPr>
+      </w:pPr>
+    </w:p>
+    <w:p>
+      <w:pPr>
+        <w:pStyle w:val="Text"/>
+        <w:rPr>
+          <w:color w:val="000000" w:themeColor="text1"/>
+        </w:rPr>
+      </w:pPr>
+      <w:r>
+        <w:rPr>
+          <w:color w:val="000000" w:themeColor="text1"/>
+        </w:rPr>
+        <w:t>The error in the state is multiplied by the calculated -K matrix as shown in (5) to find the ideal input.</w:t>
+      </w:r>
+    </w:p>
     <w:p>
       <w:pPr>
         <w:pStyle w:val="Text"/>
@@ -1764,7 +1385,7 @@
           <w:iCs/>
           <w:color w:val="000000" w:themeColor="text1"/>
         </w:rPr>
-        <w:t>Hardware</w:t>
+        <w:t>States</w:t>
       </w:r>
     </w:p>
     <w:p>
@@ -1772,28 +1393,63 @@
         <w:pStyle w:val="Text"/>
         <w:ind w:firstLine="0"/>
         <w:rPr>
-          <w:color w:val="000000" w:themeColor="text1"/>
-        </w:rPr>
-      </w:pPr>
-      <w:r>
+          <w:color w:val="EE0000"/>
+        </w:rPr>
+      </w:pPr>
+      <w:r>
+        <w:rPr>
+          <w:color w:val="000000" w:themeColor="text1"/>
+        </w:rPr>
+        <w:tab/>
+        <w:t>There were 5 states used in the calculations for this lab. The states were platen angle, pendulum angle, platen velocity, pendulum velocity, and current. Current was implemented as the fifth state because voltage cannot be directly given by the DAQ meaning current is the true input.</w:t>
+      </w:r>
+      <w:r>
+        <w:rPr>
+          <w:color w:val="000000" w:themeColor="text1"/>
+        </w:rPr>
+        <w:t xml:space="preserve"> </w:t>
+      </w:r>
+      <w:r>
+        <w:rPr>
+          <w:color w:val="EE0000"/>
+        </w:rPr>
+        <w:t>Cite literature</w:t>
+      </w:r>
+    </w:p>
+    <w:p>
+      <w:pPr>
+        <w:pStyle w:val="Text"/>
+        <w:ind w:firstLine="0"/>
+        <w:rPr>
+          <w:color w:val="000000" w:themeColor="text1"/>
+        </w:rPr>
+      </w:pPr>
+    </w:p>
+    <w:p>
+      <w:pPr>
+        <w:pStyle w:val="Heading1"/>
+      </w:pPr>
+      <w:r>
+        <w:t>Methods</w:t>
+      </w:r>
+    </w:p>
+    <w:p>
+      <w:pPr>
+        <w:pStyle w:val="Text"/>
+        <w:ind w:firstLine="0"/>
         <w:rPr>
           <w:i/>
           <w:iCs/>
           <w:color w:val="000000" w:themeColor="text1"/>
         </w:rPr>
-        <w:tab/>
-      </w:r>
-      <w:r>
-        <w:rPr>
-          <w:color w:val="000000" w:themeColor="text1"/>
-        </w:rPr>
-        <w:t xml:space="preserve">This lab uses </w:t>
-      </w:r>
-      <w:r>
-        <w:rPr>
-          <w:color w:val="000000" w:themeColor="text1"/>
-        </w:rPr>
-        <w:t xml:space="preserve">the same motor-flywheel system and DAQ described in [1]. </w:t>
+      </w:pPr>
+      <w:r>
+        <w:rPr>
+          <w:i/>
+          <w:iCs/>
+          <w:color w:val="000000" w:themeColor="text1"/>
+        </w:rPr>
+        <w:t>Hardware</w:t>
       </w:r>
     </w:p>
     <w:p>
@@ -1804,12 +1460,35 @@
           <w:color w:val="000000" w:themeColor="text1"/>
         </w:rPr>
       </w:pPr>
+      <w:r>
+        <w:rPr>
+          <w:i/>
+          <w:iCs/>
+          <w:color w:val="000000" w:themeColor="text1"/>
+        </w:rPr>
+        <w:tab/>
+      </w:r>
+      <w:r>
+        <w:rPr>
+          <w:color w:val="000000" w:themeColor="text1"/>
+        </w:rPr>
+        <w:t>This lab uses a platen with a slip ring controlled by a motor with a motor driver. The driver has a built in angle sensor to measure the position. The platen is connected to a swinging pendulum that uses a encoder to track the angle of the pendulum. A DAQ was connected to the motor driver and was able to send and receive via LabView.</w:t>
+      </w:r>
     </w:p>
     <w:p>
       <w:pPr>
         <w:pStyle w:val="Text"/>
         <w:ind w:firstLine="0"/>
         <w:rPr>
+          <w:color w:val="000000" w:themeColor="text1"/>
+        </w:rPr>
+      </w:pPr>
+    </w:p>
+    <w:p>
+      <w:pPr>
+        <w:pStyle w:val="Text"/>
+        <w:ind w:firstLine="0"/>
+        <w:rPr>
           <w:i/>
           <w:iCs/>
           <w:color w:val="000000" w:themeColor="text1"/>
@@ -1829,7 +1508,9 @@
         <w:pStyle w:val="Text"/>
         <w:ind w:firstLine="0"/>
         <w:rPr>
-          <w:color w:val="000000" w:themeColor="text1"/>
+          <w:i/>
+          <w:iCs/>
+          <w:color w:val="EE0000"/>
         </w:rPr>
       </w:pPr>
       <w:r>
@@ -1908,7 +1589,19 @@
         <w:rPr>
           <w:color w:val="000000" w:themeColor="text1"/>
         </w:rPr>
-        <w:t xml:space="preserve"> an error signal. This signal is fed into the controller to create a feedback loop. The controller can be toggled between a bang-bang controller or a PID controller. The parameters of the controller can be toggled in real time to observe how the system responds.</w:t>
+        <w:t xml:space="preserve"> an error signal. This signal is fed into the controller to create a feedback loop. </w:t>
+      </w:r>
+      <w:r>
+        <w:rPr>
+          <w:color w:val="000000" w:themeColor="text1"/>
+        </w:rPr>
+        <w:t xml:space="preserve">The errors are multiplied by the calculated gain constants to determine the input signal to the motor. </w:t>
+      </w:r>
+      <w:r>
+        <w:rPr>
+          <w:color w:val="EE0000"/>
+        </w:rPr>
+        <w:t>Talk about python script</w:t>
       </w:r>
     </w:p>
     <w:p>
@@ -1921,6 +1614,8 @@
       </w:pPr>
       <w:r>
         <w:rPr>
+          <w:i/>
+          <w:iCs/>
           <w:color w:val="000000" w:themeColor="text1"/>
         </w:rPr>
         <w:tab/>
@@ -1929,7 +1624,65 @@
         <w:rPr>
           <w:color w:val="000000" w:themeColor="text1"/>
         </w:rPr>
-        <w:t>A Python analysis script was used to automatically process all collected data. The script reads each dataset, standardizes the column names, and computes the error between desired and measured position when applicable. For square-wave tests, the script detects step transitions and computes rise time, settling time, and percent overshoot from each transient response. For sine-wave tests, it calculates root-mean-square (RMS) error and command effort over each cycle. The script then summarizes these metrics into comparison tables for each controller and waveform type, enabling quantitative performance evaluation.</w:t>
+        <w:t xml:space="preserve">In </w:t>
+      </w:r>
+      <w:r>
+        <w:rPr>
+          <w:color w:val="000000" w:themeColor="text1"/>
+        </w:rPr>
+        <w:t>MATLAB</w:t>
+      </w:r>
+      <w:r>
+        <w:rPr>
+          <w:color w:val="000000" w:themeColor="text1"/>
+        </w:rPr>
+        <w:t xml:space="preserve">, the A and B </w:t>
+      </w:r>
+      <w:r>
+        <w:rPr>
+          <w:color w:val="000000" w:themeColor="text1"/>
+        </w:rPr>
+        <w:t>matrices</w:t>
+      </w:r>
+      <w:r>
+        <w:rPr>
+          <w:color w:val="000000" w:themeColor="text1"/>
+        </w:rPr>
+        <w:t xml:space="preserve"> calculated in Lab 3 were used to solve (3) and (4) for the </w:t>
+      </w:r>
+      <w:r>
+        <w:rPr>
+          <w:color w:val="000000" w:themeColor="text1"/>
+        </w:rPr>
+        <w:t>K matrix given a Q and R matrix.</w:t>
+      </w:r>
+      <w:r>
+        <w:rPr>
+          <w:i/>
+          <w:iCs/>
+          <w:color w:val="000000" w:themeColor="text1"/>
+        </w:rPr>
+        <w:t xml:space="preserve"> </w:t>
+      </w:r>
+      <w:r>
+        <w:rPr>
+          <w:color w:val="000000" w:themeColor="text1"/>
+        </w:rPr>
+        <w:t xml:space="preserve">MATLAB’s built in </w:t>
+      </w:r>
+      <w:proofErr w:type="spellStart"/>
+      <w:r>
+        <w:rPr>
+          <w:color w:val="000000" w:themeColor="text1"/>
+        </w:rPr>
+        <w:t>lqr</w:t>
+      </w:r>
+      <w:proofErr w:type="spellEnd"/>
+      <w:r>
+        <w:rPr>
+          <w:color w:val="000000" w:themeColor="text1"/>
+        </w:rPr>
+        <w:t xml:space="preserve"> function is able to streamline this process and easily calculate K.</w:t>
       </w:r>
     </w:p>
     <w:p>
@@ -1937,6 +1690,15 @@
         <w:pStyle w:val="Text"/>
         <w:ind w:firstLine="0"/>
         <w:rPr>
+          <w:color w:val="000000" w:themeColor="text1"/>
+        </w:rPr>
+      </w:pPr>
+    </w:p>
+    <w:p>
+      <w:pPr>
+        <w:pStyle w:val="Text"/>
+        <w:ind w:firstLine="0"/>
+        <w:rPr>
           <w:i/>
           <w:iCs/>
           <w:color w:val="000000" w:themeColor="text1"/>
@@ -1961,17 +1723,79 @@
       </w:pPr>
       <w:r>
         <w:rPr>
+          <w:color w:val="000000" w:themeColor="text1"/>
+        </w:rPr>
+        <w:tab/>
+        <w:t>First, the pendulum was installed but taped so that it would not rotate. The square wave amplitude and frequency were set to 60 degrees and 0.25hz. K</w:t>
+      </w:r>
+      <w:r>
+        <w:rPr>
+          <w:color w:val="000000" w:themeColor="text1"/>
+          <w:vertAlign w:val="subscript"/>
+        </w:rPr>
+        <w:t xml:space="preserve">1 </w:t>
+      </w:r>
+      <w:r>
+        <w:rPr>
+          <w:color w:val="000000" w:themeColor="text1"/>
+        </w:rPr>
+        <w:t>and K</w:t>
+      </w:r>
+      <w:r>
+        <w:rPr>
+          <w:color w:val="000000" w:themeColor="text1"/>
+          <w:vertAlign w:val="subscript"/>
+        </w:rPr>
+        <w:t>3</w:t>
+      </w:r>
+      <w:r>
+        <w:rPr>
+          <w:color w:val="000000" w:themeColor="text1"/>
+        </w:rPr>
+        <w:t xml:space="preserve"> correspond to the platen angle and platen velocity and these values were tuned to have the platen angle smoothly follow the square wave input. This data was recorded and then the tape was taken off the pendulum and the data was recorded again when the pendulum could swing freely.</w:t>
+      </w:r>
+    </w:p>
+    <w:p>
+      <w:pPr>
+        <w:pStyle w:val="Text"/>
+        <w:ind w:firstLine="0"/>
+        <w:rPr>
+          <w:color w:val="000000" w:themeColor="text1"/>
+        </w:rPr>
+      </w:pPr>
+      <w:r>
+        <w:rPr>
+          <w:color w:val="000000" w:themeColor="text1"/>
+        </w:rPr>
+        <w:t xml:space="preserve"> </w:t>
+      </w:r>
+    </w:p>
+    <w:p>
+      <w:pPr>
+        <w:pStyle w:val="Text"/>
+        <w:ind w:firstLine="0"/>
+        <w:rPr>
+          <w:color w:val="000000" w:themeColor="text1"/>
+        </w:rPr>
+      </w:pPr>
+    </w:p>
+    <w:p>
+      <w:pPr>
+        <w:pStyle w:val="Text"/>
+        <w:ind w:firstLine="0"/>
+        <w:rPr>
           <w:i/>
           <w:iCs/>
           <w:color w:val="000000" w:themeColor="text1"/>
         </w:rPr>
-        <w:tab/>
-      </w:r>
-      <w:r>
-        <w:rPr>
-          <w:color w:val="000000" w:themeColor="text1"/>
-        </w:rPr>
-        <w:t>First, the desired amplitude was selected. This was done by adding 90 to the sum of the final four digits of your UFID. The turn on command was set to zero and the frequency was set to 0.25Hz. For this lab the amplitude was set to 99.</w:t>
+      </w:pPr>
+      <w:r>
+        <w:rPr>
+          <w:i/>
+          <w:iCs/>
+          <w:color w:val="000000" w:themeColor="text1"/>
+        </w:rPr>
+        <w:t>Calculations</w:t>
       </w:r>
     </w:p>
     <w:p>
@@ -1984,58 +1808,37 @@
       </w:pPr>
       <w:r>
         <w:rPr>
+          <w:i/>
+          <w:iCs/>
           <w:color w:val="000000" w:themeColor="text1"/>
         </w:rPr>
         <w:tab/>
-        <w:t xml:space="preserve">Next, the bang-bang controller was implemented with a chosen </w:t>
-      </w:r>
-      <w:r>
-        <w:rPr>
-          <w:color w:val="000000" w:themeColor="text1"/>
-        </w:rPr>
-        <w:t>duty cycle</w:t>
-      </w:r>
-      <w:r>
-        <w:rPr>
-          <w:color w:val="000000" w:themeColor="text1"/>
-        </w:rPr>
-        <w:t xml:space="preserve"> and deadband. 6 trials were conducted with the deadband set to 0, </w:t>
-      </w:r>
-      <w:r>
-        <w:rPr>
-          <w:color w:val="000000" w:themeColor="text1"/>
-        </w:rPr>
-        <w:t>5</w:t>
-      </w:r>
-      <w:r>
-        <w:rPr>
-          <w:color w:val="000000" w:themeColor="text1"/>
-        </w:rPr>
-        <w:t>, and 1</w:t>
-      </w:r>
-      <w:r>
-        <w:rPr>
-          <w:color w:val="000000" w:themeColor="text1"/>
-        </w:rPr>
-        <w:t>0</w:t>
-      </w:r>
-      <w:r>
-        <w:rPr>
-          <w:color w:val="000000" w:themeColor="text1"/>
-        </w:rPr>
-        <w:t xml:space="preserve"> with the </w:t>
-      </w:r>
-      <w:r>
-        <w:rPr>
-          <w:color w:val="000000" w:themeColor="text1"/>
-        </w:rPr>
-        <w:t>duty cycle</w:t>
-      </w:r>
-      <w:r>
-        <w:rPr>
-          <w:color w:val="000000" w:themeColor="text1"/>
-        </w:rPr>
-        <w:t xml:space="preserve"> set to 0.5 and 1.0. Each trial ran the square wave for about 4 cycles and recorded the data.</w:t>
+      </w:r>
+      <w:r>
+        <w:rPr>
+          <w:color w:val="000000" w:themeColor="text1"/>
+        </w:rPr>
+        <w:t>After all trials were collected, the recorded data was processed using a Python analysis script to quantify performance and effort for each controller configuration. The objective was to extract numerical metrics that could be compared across all controllers and waveforms</w:t>
+      </w:r>
+      <w:r>
+        <w:rPr>
+          <w:i/>
+          <w:iCs/>
+          <w:color w:val="000000" w:themeColor="text1"/>
+        </w:rPr>
+        <w:t>.</w:t>
+      </w:r>
+      <w:r>
+        <w:rPr>
+          <w:color w:val="000000" w:themeColor="text1"/>
+        </w:rPr>
+        <w:t xml:space="preserve"> </w:t>
+      </w:r>
+      <w:r>
+        <w:rPr>
+          <w:color w:val="000000" w:themeColor="text1"/>
+        </w:rPr>
+        <w:t xml:space="preserve">The python analysis script parsed through the data and separated the data by controller and waveform type. For each trial the code computed the mean, standard deviation, and RMS for the error and command effort. The code calculated the rise time, percent overshoot, and settling time for the square inputs. </w:t>
       </w:r>
     </w:p>
     <w:p>
@@ -2048,10 +1851,15 @@
       </w:pPr>
       <w:r>
         <w:rPr>
-          <w:color w:val="000000" w:themeColor="text1"/>
+          <w:color w:val="EE0000"/>
         </w:rPr>
         <w:tab/>
-        <w:t>Then, the proportional part of the PID controller was implemented. 3 trials were conducted with the gain constant set to 0.75, 2.0, and 5.0. Each trial ran the square wave for about 4 cycles and recorded the data.</w:t>
+      </w:r>
+      <w:r>
+        <w:rPr>
+          <w:color w:val="000000" w:themeColor="text1"/>
+        </w:rPr>
+        <w:t xml:space="preserve">To calculate the PID gain values using Ackermann’s method, the DC gain and time constant calculated in Lab 1 through a first-order system approximation were used in the state-space calculation. These values establish the system dynamics such that the python script can solve for what PID constants place the poles at the desired locations. </w:t>
       </w:r>
     </w:p>
     <w:p>
@@ -2059,21 +1867,18 @@
         <w:pStyle w:val="Text"/>
         <w:ind w:firstLine="0"/>
         <w:rPr>
-          <w:color w:val="000000" w:themeColor="text1"/>
-        </w:rPr>
-      </w:pPr>
-      <w:r>
-        <w:rPr>
-          <w:color w:val="000000" w:themeColor="text1"/>
-        </w:rPr>
-        <w:tab/>
-        <w:t xml:space="preserve">After this, the previous two steps were repeated using a </w:t>
-      </w:r>
-      <w:r>
-        <w:rPr>
-          <w:color w:val="000000" w:themeColor="text1"/>
-        </w:rPr>
-        <w:t>sinusoidal wave with the same frequency. This resulted in 9 additional trials with data collection.</w:t>
+          <w:i/>
+          <w:iCs/>
+          <w:color w:val="000000" w:themeColor="text1"/>
+        </w:rPr>
+      </w:pPr>
+      <w:r>
+        <w:rPr>
+          <w:i/>
+          <w:iCs/>
+          <w:color w:val="000000" w:themeColor="text1"/>
+        </w:rPr>
+        <w:t>Units and Scaling</w:t>
       </w:r>
     </w:p>
     <w:p>
@@ -2089,268 +1894,82 @@
           <w:color w:val="000000" w:themeColor="text1"/>
         </w:rPr>
         <w:tab/>
-      </w:r>
-      <w:r>
-        <w:rPr>
-          <w:color w:val="000000" w:themeColor="text1"/>
-        </w:rPr>
-        <w:t>Lastly</w:t>
-      </w:r>
-      <w:r>
-        <w:rPr>
-          <w:color w:val="000000" w:themeColor="text1"/>
-        </w:rPr>
-        <w:t>, the PID was tuned before it was implemented. This was done using two methods. The first was adjusting the values manually until the response looked good. This was done by increasing the proportional gain constant until the system had a fast response but not so much that it had significant overshoot. Then, the derivative controller was increased until the overshoot was reduced. Finally, the integral controller was</w:t>
-      </w:r>
-      <w:r>
-        <w:rPr>
-          <w:color w:val="000000" w:themeColor="text1"/>
-        </w:rPr>
-        <w:t xml:space="preserve"> increased until oscillation was reduced. The values for these constants were recorded and </w:t>
-      </w:r>
-      <w:r>
-        <w:rPr>
-          <w:color w:val="000000" w:themeColor="text1"/>
-        </w:rPr>
-        <w:t xml:space="preserve">both </w:t>
-      </w:r>
-      <w:r>
-        <w:rPr>
-          <w:color w:val="000000" w:themeColor="text1"/>
-        </w:rPr>
-        <w:t xml:space="preserve">square </w:t>
-      </w:r>
-      <w:r>
-        <w:rPr>
-          <w:color w:val="000000" w:themeColor="text1"/>
-        </w:rPr>
-        <w:t xml:space="preserve">and sine </w:t>
-      </w:r>
-      <w:r>
-        <w:rPr>
-          <w:color w:val="000000" w:themeColor="text1"/>
-        </w:rPr>
-        <w:t>wave data was recorded for about 4 cycles</w:t>
-      </w:r>
-      <w:r>
-        <w:rPr>
-          <w:color w:val="000000" w:themeColor="text1"/>
-        </w:rPr>
-        <w:t xml:space="preserve"> each</w:t>
-      </w:r>
-      <w:r>
-        <w:rPr>
-          <w:color w:val="000000" w:themeColor="text1"/>
-        </w:rPr>
-        <w:t>. The second method was calculating the desired gain constants for the proportional and derivative controllers using Ackermann’s method and running the square wave with those constants. The data was collected for about 4 cycles.</w:t>
-      </w:r>
-      <w:r>
-        <w:rPr>
-          <w:color w:val="000000" w:themeColor="text1"/>
-        </w:rPr>
-        <w:t xml:space="preserve"> </w:t>
+        <w:t xml:space="preserve">To find the proper voltage the </w:t>
+      </w:r>
+      <w:r>
+        <w:rPr>
+          <w:color w:val="000000" w:themeColor="text1"/>
+        </w:rPr>
+        <w:t xml:space="preserve">script must convert the command into voltage using the integer command factor as well as the voltage of the motor. </w:t>
+      </w:r>
+      <w:r>
+        <w:rPr>
+          <w:color w:val="000000" w:themeColor="text1"/>
+        </w:rPr>
+        <w:t xml:space="preserve">The command will be from -1023 to 1023 so this scaling factor can be used to find the voltage. </w:t>
+      </w:r>
+      <w:r>
+        <w:rPr>
+          <w:color w:val="000000" w:themeColor="text1"/>
+        </w:rPr>
+        <w:t>The LabV</w:t>
+      </w:r>
+      <w:r>
+        <w:rPr>
+          <w:color w:val="000000" w:themeColor="text1"/>
+        </w:rPr>
+        <w:t>IEW</w:t>
+      </w:r>
+      <w:r>
+        <w:rPr>
+          <w:color w:val="000000" w:themeColor="text1"/>
+        </w:rPr>
+        <w:t xml:space="preserve"> software also outputs the rotational velocity in degrees per second so the script must convert this to radian per second.</w:t>
       </w:r>
     </w:p>
     <w:p>
       <w:pPr>
-        <w:pStyle w:val="Text"/>
-        <w:ind w:firstLine="0"/>
-        <w:rPr>
-          <w:color w:val="000000" w:themeColor="text1"/>
-        </w:rPr>
-      </w:pPr>
+        <w:pStyle w:val="Heading1"/>
+      </w:pPr>
+      <w:r>
+        <w:t>Results</w:t>
+      </w:r>
     </w:p>
     <w:p>
       <w:pPr>
-        <w:pStyle w:val="Text"/>
-        <w:ind w:firstLine="0"/>
         <w:rPr>
           <w:i/>
           <w:iCs/>
-          <w:color w:val="000000" w:themeColor="text1"/>
         </w:rPr>
       </w:pPr>
       <w:r>
         <w:rPr>
           <w:i/>
           <w:iCs/>
-          <w:color w:val="000000" w:themeColor="text1"/>
-        </w:rPr>
-        <w:t>Calculations</w:t>
+        </w:rPr>
+        <w:t>Bang-Bang Response</w:t>
       </w:r>
     </w:p>
     <w:p>
       <w:pPr>
-        <w:pStyle w:val="Text"/>
-        <w:ind w:firstLine="0"/>
-        <w:rPr>
-          <w:color w:val="000000" w:themeColor="text1"/>
-        </w:rPr>
+        <w:jc w:val="both"/>
       </w:pPr>
       <w:r>
         <w:rPr>
           <w:i/>
           <w:iCs/>
-          <w:color w:val="000000" w:themeColor="text1"/>
         </w:rPr>
         <w:tab/>
       </w:r>
       <w:r>
-        <w:rPr>
-          <w:color w:val="000000" w:themeColor="text1"/>
-        </w:rPr>
-        <w:t>After all trials were collected, the recorded data was processed using a Python analysis script to quantify performance and effort for each controller configuration. The objective was to extract numerical metrics that could be compared across all controllers and waveforms</w:t>
-      </w:r>
-      <w:r>
-        <w:rPr>
-          <w:i/>
-          <w:iCs/>
-          <w:color w:val="000000" w:themeColor="text1"/>
-        </w:rPr>
-        <w:t>.</w:t>
-      </w:r>
-      <w:r>
-        <w:rPr>
-          <w:color w:val="000000" w:themeColor="text1"/>
-        </w:rPr>
+        <w:t>For the bang-bang controller, both sine tracking and square wave responses were tested using different deadbands and duty cycles. The duty cycle was tested at 0.5 and 1.0 alongside the deadband being tested at 0, 5, and 10.</w:t>
+      </w:r>
+      <w:r>
         <w:t xml:space="preserve"> </w:t>
-      </w:r>
-      <w:r>
-        <w:rPr>
-          <w:color w:val="000000" w:themeColor="text1"/>
-        </w:rPr>
-        <w:t xml:space="preserve">The python analysis script parsed through the data and separated the data by controller and waveform type. For each trial the code computed the mean, standard deviation, and RMS for the error and command effort. The code calculated the rise time, percent overshoot, and settling time for the square inputs. </w:t>
       </w:r>
     </w:p>
     <w:p>
       <w:pPr>
-        <w:pStyle w:val="Text"/>
-        <w:ind w:firstLine="0"/>
-        <w:rPr>
-          <w:color w:val="000000" w:themeColor="text1"/>
-        </w:rPr>
-      </w:pPr>
-      <w:r>
-        <w:rPr>
-          <w:color w:val="EE0000"/>
-        </w:rPr>
-        <w:tab/>
-      </w:r>
-      <w:r>
-        <w:rPr>
-          <w:color w:val="000000" w:themeColor="text1"/>
-        </w:rPr>
-        <w:t xml:space="preserve">To calculate the PID gain values using Ackermann’s method, the DC gain and time constant calculated in Lab 1 through a first-order system approximation were used in the state-space calculation. These values establish the system dynamics such that the python script can solve for what PID constants place the poles at the desired locations. </w:t>
-      </w:r>
-    </w:p>
-    <w:p>
-      <w:pPr>
-        <w:pStyle w:val="Text"/>
-        <w:ind w:firstLine="0"/>
-        <w:rPr>
-          <w:i/>
-          <w:iCs/>
-          <w:color w:val="000000" w:themeColor="text1"/>
-        </w:rPr>
-      </w:pPr>
-      <w:r>
-        <w:rPr>
-          <w:i/>
-          <w:iCs/>
-          <w:color w:val="000000" w:themeColor="text1"/>
-        </w:rPr>
-        <w:t>Units and Scaling</w:t>
-      </w:r>
-    </w:p>
-    <w:p>
-      <w:pPr>
-        <w:pStyle w:val="Text"/>
-        <w:ind w:firstLine="0"/>
-        <w:rPr>
-          <w:color w:val="000000" w:themeColor="text1"/>
-        </w:rPr>
-      </w:pPr>
-      <w:r>
-        <w:rPr>
-          <w:color w:val="000000" w:themeColor="text1"/>
-        </w:rPr>
-        <w:tab/>
-        <w:t xml:space="preserve">To find the proper voltage the </w:t>
-      </w:r>
-      <w:r>
-        <w:rPr>
-          <w:color w:val="000000" w:themeColor="text1"/>
-        </w:rPr>
-        <w:t xml:space="preserve">script must convert the command into voltage using the integer command factor as well as the voltage of the motor. </w:t>
-      </w:r>
-      <w:r>
-        <w:rPr>
-          <w:color w:val="000000" w:themeColor="text1"/>
-        </w:rPr>
-        <w:t xml:space="preserve">The command will be from -1023 to 1023 so this scaling factor can be used to find the voltage. </w:t>
-      </w:r>
-      <w:r>
-        <w:rPr>
-          <w:color w:val="000000" w:themeColor="text1"/>
-        </w:rPr>
-        <w:t>The LabV</w:t>
-      </w:r>
-      <w:r>
-        <w:rPr>
-          <w:color w:val="000000" w:themeColor="text1"/>
-        </w:rPr>
-        <w:t>IEW</w:t>
-      </w:r>
-      <w:r>
-        <w:rPr>
-          <w:color w:val="000000" w:themeColor="text1"/>
-        </w:rPr>
-        <w:t xml:space="preserve"> software also outputs the rotational velocity in degrees per second so the script must convert this to radian per second.</w:t>
-      </w:r>
-    </w:p>
-    <w:p>
-      <w:pPr>
-        <w:pStyle w:val="Heading1"/>
-      </w:pPr>
-      <w:r>
-        <w:t>Results</w:t>
-      </w:r>
-    </w:p>
-    <w:p>
-      <w:pPr>
-        <w:rPr>
-          <w:i/>
-          <w:iCs/>
-        </w:rPr>
-      </w:pPr>
-      <w:r>
-        <w:rPr>
-          <w:i/>
-          <w:iCs/>
-        </w:rPr>
-        <w:t>Bang-Bang Response</w:t>
-      </w:r>
-    </w:p>
-    <w:p>
-      <w:pPr>
-        <w:jc w:val="both"/>
-      </w:pPr>
-      <w:r>
-        <w:rPr>
-          <w:i/>
-          <w:iCs/>
-        </w:rPr>
-        <w:tab/>
-      </w:r>
-      <w:r>
-        <w:t>For the bang-bang controller, both sine tracking and square wave responses were tested using different deadbands and duty cycles. The duty cycle was tested at 0.5 and 1.0 alongside the deadband being tested at 0, 5, and 10.</w:t>
-      </w:r>
-      <w:r>
-        <w:t xml:space="preserve"> </w:t>
-      </w:r>
-    </w:p>
-    <w:p>
-      <w:pPr>
         <w:ind w:firstLine="202"/>
         <w:jc w:val="both"/>
         <w:rPr>
@@ -2393,19 +2012,11 @@
         </w:rPr>
         <w:t xml:space="preserve">for </w:t>
       </w:r>
-      <w:proofErr w:type="gramStart"/>
-      <w:r>
-        <w:rPr>
-          <w:color w:val="000000" w:themeColor="text1"/>
-        </w:rPr>
-        <w:t>all of</w:t>
-      </w:r>
-      <w:proofErr w:type="gramEnd"/>
-      <w:r>
-        <w:rPr>
-          <w:color w:val="000000" w:themeColor="text1"/>
-        </w:rPr>
-        <w:t xml:space="preserve"> </w:t>
+      <w:r>
+        <w:rPr>
+          <w:color w:val="000000" w:themeColor="text1"/>
+        </w:rPr>
+        <w:t xml:space="preserve">all of </w:t>
       </w:r>
       <w:r>
         <w:rPr>
@@ -2507,7 +2118,6 @@
                 <w:sz w:val="14"/>
                 <w:szCs w:val="14"/>
               </w:rPr>
-              <w:lastRenderedPageBreak/>
               <w:t>Wave</w:t>
             </w:r>
           </w:p>
@@ -4801,6 +4411,7 @@
                 <w:sz w:val="16"/>
                 <w:szCs w:val="16"/>
               </w:rPr>
+              <w:lastRenderedPageBreak/>
               <w:t>0</w:t>
             </w:r>
           </w:p>
@@ -9495,19 +9106,7 @@
         <w:t xml:space="preserve">The bang-bang </w:t>
       </w:r>
       <w:r>
-        <w:t xml:space="preserve">controller is a simple controller but can be effective in certain cases. The controller does not have the ability to scale with the error because it simply just attempts to spin the motor in the direction that would make error go towards zero. For the sinusoidal wave the controller generally </w:t>
-      </w:r>
-      <w:r>
-        <w:lastRenderedPageBreak/>
-        <w:t xml:space="preserve">performed about the same for all the cases. From Table I </w:t>
-      </w:r>
-      <w:proofErr w:type="gramStart"/>
-      <w:r>
-        <w:t>it can be seen that all</w:t>
-      </w:r>
-      <w:proofErr w:type="gramEnd"/>
-      <w:r>
-        <w:t xml:space="preserve"> of trials had generally low means and RMS values. Increasing the duty cycle </w:t>
+        <w:t xml:space="preserve">controller is a simple controller but can be effective in certain cases. The controller does not have the ability to scale with the error because it simply just attempts to spin the motor in the direction that would make error go towards zero. For the sinusoidal wave the controller generally performed about the same for all the cases. From Table I it can be seen that all of trials had generally low means and RMS values. Increasing the duty cycle </w:t>
       </w:r>
       <w:r>
         <w:t>led</w:t>
@@ -9535,7 +9134,11 @@
         <w:t>signal,</w:t>
       </w:r>
       <w:r>
-        <w:t xml:space="preserve"> however, varied differently between different test conditions. The smaller duty cycle had smaller means for the error but the magnitude of the error from RMS was larger compared to the higher duty cycle. Smaller deadbands allowed for faster transitions but larger overshoot and jitter in the response. The highest deadband and duty cycle performed the best in this trial, producing the smallest RMS error. This performance boost implies that the relaxed error tolerance improved stability by reducing unnecessary reversals.</w:t>
+        <w:t xml:space="preserve"> however, varied differently between different test conditions. The smaller duty cycle had smaller means for the error but the magnitude of the error from RMS was larger compared to the higher duty cycle. Smaller deadbands allowed for faster transitions but larger </w:t>
+      </w:r>
+      <w:r>
+        <w:lastRenderedPageBreak/>
+        <w:t>overshoot and jitter in the response. The highest deadband and duty cycle performed the best in this trial, producing the smallest RMS error. This performance boost implies that the relaxed error tolerance improved stability by reducing unnecessary reversals.</w:t>
       </w:r>
     </w:p>
     <w:p>
@@ -9808,13 +9411,7 @@
         <w:rPr>
           <w:color w:val="000000" w:themeColor="text1"/>
         </w:rPr>
-        <w:t xml:space="preserve"> the system never </w:t>
-      </w:r>
-      <w:r>
-        <w:rPr>
-          <w:color w:val="000000" w:themeColor="text1"/>
-        </w:rPr>
-        <w:t xml:space="preserve">reaches the 2% error goal for settling time so this can never be computed. The system also does not ever reach the 90% requirement for rise time. This is for the same reason that the low gain constant does not cause movement. Since the command signal output scales with error, once the error is small enough, the voltage sent to the motor will be too small to overcome the friction of the motor and it will stop too early. The percent overshoot shown in Table </w:t>
+        <w:t xml:space="preserve"> the system never reaches the 2% error goal for settling time so this can never be computed. The system also does not ever reach the 90% requirement for rise time. This is for the same reason that the low gain constant does not cause movement. Since the command signal output scales with error, once the error is small enough, the voltage sent to the motor will be too small to overcome the friction of the motor and it will stop too early. The percent overshoot shown in Table </w:t>
       </w:r>
       <w:r>
         <w:rPr>
@@ -9889,7 +9486,13 @@
         <w:rPr>
           <w:color w:val="000000" w:themeColor="text1"/>
         </w:rPr>
-        <w:t xml:space="preserve"> shows the percent overshoot was very small with a quick rise time and a quick settling time both less than a second.</w:t>
+        <w:t xml:space="preserve"> shows the percent overshoot was </w:t>
+      </w:r>
+      <w:r>
+        <w:rPr>
+          <w:color w:val="000000" w:themeColor="text1"/>
+        </w:rPr>
+        <w:t>very small with a quick rise time and a quick settling time both less than a second.</w:t>
       </w:r>
     </w:p>
     <w:p>
@@ -11162,7 +10765,7 @@
   <w:style w:type="paragraph" w:default="1" w:styleId="Normal">
     <w:name w:val="Normal"/>
     <w:qFormat/>
-    <w:rsid w:val="005B2D05"/>
+    <w:rsid w:val="00122521"/>
     <w:pPr>
       <w:autoSpaceDE w:val="0"/>
       <w:autoSpaceDN w:val="0"/>
